--- a/templates/02-ho-so-cap-do/thuyet-minh-tong-quan-httt.docx
+++ b/templates/02-ho-so-cap-do/thuyet-minh-tong-quan-httt.docx
@@ -192,6 +192,7 @@
           </w:tcPr>
           <w:p>
             <w:pPr>
+              <w:keepNext/>
               <w:spacing w:after="0" w:before="0" w:line="240" w:lineRule="auto"/>
               <w:jc w:val="center"/>
             </w:pPr>
@@ -229,6 +230,7 @@
           </w:tcPr>
           <w:p>
             <w:pPr>
+              <w:keepNext/>
               <w:spacing w:after="0" w:before="0" w:line="240" w:lineRule="auto"/>
               <w:jc w:val="center"/>
             </w:pPr>
@@ -271,6 +273,7 @@
           </w:tcPr>
           <w:p>
             <w:pPr>
+              <w:keepNext/>
               <w:spacing w:after="0" w:before="0" w:line="240" w:lineRule="auto"/>
               <w:jc w:val="left"/>
             </w:pPr>
@@ -307,6 +310,7 @@
           </w:tcPr>
           <w:p>
             <w:pPr>
+              <w:keepNext/>
               <w:spacing w:after="0" w:before="0" w:line="240" w:lineRule="auto"/>
               <w:jc w:val="left"/>
             </w:pPr>
@@ -350,6 +354,7 @@
           </w:tcPr>
           <w:p>
             <w:pPr>
+              <w:keepNext/>
               <w:spacing w:after="0" w:before="0" w:line="240" w:lineRule="auto"/>
               <w:jc w:val="left"/>
             </w:pPr>
@@ -386,6 +391,7 @@
           </w:tcPr>
           <w:p>
             <w:pPr>
+              <w:keepNext/>
               <w:spacing w:after="0" w:before="0" w:line="240" w:lineRule="auto"/>
               <w:jc w:val="left"/>
             </w:pPr>
@@ -453,6 +459,7 @@
           </w:tcPr>
           <w:p>
             <w:pPr>
+              <w:keepNext/>
               <w:spacing w:after="0" w:before="0" w:line="240" w:lineRule="auto"/>
               <w:jc w:val="left"/>
             </w:pPr>
@@ -489,6 +496,7 @@
           </w:tcPr>
           <w:p>
             <w:pPr>
+              <w:keepNext/>
               <w:spacing w:after="0" w:before="0" w:line="240" w:lineRule="auto"/>
               <w:jc w:val="left"/>
             </w:pPr>
@@ -532,6 +540,7 @@
           </w:tcPr>
           <w:p>
             <w:pPr>
+              <w:keepNext/>
               <w:spacing w:after="0" w:before="0" w:line="240" w:lineRule="auto"/>
               <w:jc w:val="left"/>
             </w:pPr>
@@ -568,6 +577,7 @@
           </w:tcPr>
           <w:p>
             <w:pPr>
+              <w:keepNext/>
               <w:spacing w:after="0" w:before="0" w:line="240" w:lineRule="auto"/>
               <w:jc w:val="left"/>
             </w:pPr>
@@ -636,6 +646,7 @@
           </w:tcPr>
           <w:p>
             <w:pPr>
+              <w:keepNext/>
               <w:spacing w:after="0" w:before="0" w:line="240" w:lineRule="auto"/>
               <w:jc w:val="left"/>
             </w:pPr>
@@ -672,6 +683,7 @@
           </w:tcPr>
           <w:p>
             <w:pPr>
+              <w:keepNext/>
               <w:spacing w:after="0" w:before="0" w:line="240" w:lineRule="auto"/>
               <w:jc w:val="left"/>
             </w:pPr>
@@ -715,6 +727,7 @@
           </w:tcPr>
           <w:p>
             <w:pPr>
+              <w:keepNext/>
               <w:spacing w:after="0" w:before="0" w:line="240" w:lineRule="auto"/>
               <w:jc w:val="left"/>
             </w:pPr>
@@ -751,6 +764,7 @@
           </w:tcPr>
           <w:p>
             <w:pPr>
+              <w:keepNext/>
               <w:spacing w:after="0" w:before="0" w:line="240" w:lineRule="auto"/>
               <w:jc w:val="left"/>
             </w:pPr>
@@ -819,6 +833,7 @@
           </w:tcPr>
           <w:p>
             <w:pPr>
+              <w:keepNext w:val="false"/>
               <w:spacing w:after="0" w:before="0" w:line="240" w:lineRule="auto"/>
               <w:jc w:val="left"/>
             </w:pPr>
@@ -855,6 +870,7 @@
           </w:tcPr>
           <w:p>
             <w:pPr>
+              <w:keepNext w:val="false"/>
               <w:spacing w:after="0" w:before="0" w:line="240" w:lineRule="auto"/>
               <w:jc w:val="left"/>
             </w:pPr>
@@ -992,6 +1008,7 @@
           </w:tcPr>
           <w:p>
             <w:pPr>
+              <w:keepNext/>
               <w:spacing w:after="0" w:before="0" w:line="240" w:lineRule="auto"/>
               <w:jc w:val="center"/>
             </w:pPr>
@@ -1029,6 +1046,7 @@
           </w:tcPr>
           <w:p>
             <w:pPr>
+              <w:keepNext/>
               <w:spacing w:after="0" w:before="0" w:line="240" w:lineRule="auto"/>
               <w:jc w:val="center"/>
             </w:pPr>
@@ -1071,6 +1089,7 @@
           </w:tcPr>
           <w:p>
             <w:pPr>
+              <w:keepNext/>
               <w:spacing w:after="0" w:before="0" w:line="240" w:lineRule="auto"/>
               <w:jc w:val="left"/>
             </w:pPr>
@@ -1107,6 +1126,7 @@
           </w:tcPr>
           <w:p>
             <w:pPr>
+              <w:keepNext/>
               <w:spacing w:after="0" w:before="0" w:line="240" w:lineRule="auto"/>
               <w:jc w:val="left"/>
             </w:pPr>
@@ -1150,6 +1170,7 @@
           </w:tcPr>
           <w:p>
             <w:pPr>
+              <w:keepNext/>
               <w:spacing w:after="0" w:before="0" w:line="240" w:lineRule="auto"/>
               <w:jc w:val="left"/>
             </w:pPr>
@@ -1186,6 +1207,7 @@
           </w:tcPr>
           <w:p>
             <w:pPr>
+              <w:keepNext/>
               <w:spacing w:after="0" w:before="0" w:line="240" w:lineRule="auto"/>
               <w:jc w:val="left"/>
             </w:pPr>
@@ -1241,6 +1263,7 @@
           </w:tcPr>
           <w:p>
             <w:pPr>
+              <w:keepNext/>
               <w:spacing w:after="0" w:before="0" w:line="240" w:lineRule="auto"/>
               <w:jc w:val="left"/>
             </w:pPr>
@@ -1277,6 +1300,7 @@
           </w:tcPr>
           <w:p>
             <w:pPr>
+              <w:keepNext/>
               <w:spacing w:after="0" w:before="0" w:line="240" w:lineRule="auto"/>
               <w:jc w:val="left"/>
             </w:pPr>
@@ -1345,6 +1369,7 @@
           </w:tcPr>
           <w:p>
             <w:pPr>
+              <w:keepNext/>
               <w:spacing w:after="0" w:before="0" w:line="240" w:lineRule="auto"/>
               <w:jc w:val="left"/>
             </w:pPr>
@@ -1381,6 +1406,7 @@
           </w:tcPr>
           <w:p>
             <w:pPr>
+              <w:keepNext/>
               <w:spacing w:after="0" w:before="0" w:line="240" w:lineRule="auto"/>
               <w:jc w:val="left"/>
             </w:pPr>
@@ -1424,6 +1450,7 @@
           </w:tcPr>
           <w:p>
             <w:pPr>
+              <w:keepNext/>
               <w:spacing w:after="0" w:before="0" w:line="240" w:lineRule="auto"/>
               <w:jc w:val="left"/>
             </w:pPr>
@@ -1460,6 +1487,7 @@
           </w:tcPr>
           <w:p>
             <w:pPr>
+              <w:keepNext/>
               <w:spacing w:after="0" w:before="0" w:line="240" w:lineRule="auto"/>
               <w:jc w:val="left"/>
             </w:pPr>
@@ -1528,6 +1556,7 @@
           </w:tcPr>
           <w:p>
             <w:pPr>
+              <w:keepNext/>
               <w:spacing w:after="0" w:before="0" w:line="240" w:lineRule="auto"/>
               <w:jc w:val="left"/>
             </w:pPr>
@@ -1564,6 +1593,7 @@
           </w:tcPr>
           <w:p>
             <w:pPr>
+              <w:keepNext/>
               <w:spacing w:after="0" w:before="0" w:line="240" w:lineRule="auto"/>
               <w:jc w:val="left"/>
             </w:pPr>
@@ -1619,6 +1649,7 @@
           </w:tcPr>
           <w:p>
             <w:pPr>
+              <w:keepNext w:val="false"/>
               <w:spacing w:after="0" w:before="0" w:line="240" w:lineRule="auto"/>
               <w:jc w:val="left"/>
             </w:pPr>
@@ -1655,6 +1686,7 @@
           </w:tcPr>
           <w:p>
             <w:pPr>
+              <w:keepNext w:val="false"/>
               <w:spacing w:after="0" w:before="0" w:line="240" w:lineRule="auto"/>
               <w:jc w:val="left"/>
             </w:pPr>
@@ -1847,9 +1879,9 @@
         <w:tblLayout w:type="autofit"/>
       </w:tblPr>
       <w:tblGrid>
-        <w:gridCol w:w="2114"/>
-        <w:gridCol w:w="2974"/>
-        <w:gridCol w:w="3937"/>
+        <w:gridCol w:w="2269"/>
+        <w:gridCol w:w="2887"/>
+        <w:gridCol w:w="3869"/>
       </w:tblGrid>
       <w:tr>
         <w:trPr>
@@ -1858,7 +1890,7 @@
         </w:trPr>
         <w:tc>
           <w:tcPr>
-            <w:tcW w:type="dxa" w:w="2114"/>
+            <w:tcW w:type="dxa" w:w="2269"/>
             <w:tcBorders>
               <w:top w:val="single" w:color="000000" w:sz="4"/>
               <w:left w:val="single" w:color="000000" w:sz="4"/>
@@ -1876,6 +1908,7 @@
           </w:tcPr>
           <w:p>
             <w:pPr>
+              <w:keepNext/>
               <w:spacing w:after="0" w:before="0" w:line="240" w:lineRule="auto"/>
               <w:jc w:val="center"/>
             </w:pPr>
@@ -1895,7 +1928,7 @@
         </w:tc>
         <w:tc>
           <w:tcPr>
-            <w:tcW w:type="dxa" w:w="2974"/>
+            <w:tcW w:type="dxa" w:w="2887"/>
             <w:tcBorders>
               <w:top w:val="single" w:color="000000" w:sz="4"/>
               <w:left w:val="single" w:color="000000" w:sz="4"/>
@@ -1913,6 +1946,7 @@
           </w:tcPr>
           <w:p>
             <w:pPr>
+              <w:keepNext/>
               <w:spacing w:after="0" w:before="0" w:line="240" w:lineRule="auto"/>
               <w:jc w:val="center"/>
             </w:pPr>
@@ -1932,7 +1966,7 @@
         </w:tc>
         <w:tc>
           <w:tcPr>
-            <w:tcW w:type="dxa" w:w="3937"/>
+            <w:tcW w:type="dxa" w:w="3869"/>
             <w:tcBorders>
               <w:top w:val="single" w:color="000000" w:sz="4"/>
               <w:left w:val="single" w:color="000000" w:sz="4"/>
@@ -1950,6 +1984,7 @@
           </w:tcPr>
           <w:p>
             <w:pPr>
+              <w:keepNext/>
               <w:spacing w:after="0" w:before="0" w:line="240" w:lineRule="auto"/>
               <w:jc w:val="center"/>
             </w:pPr>
@@ -1975,23 +2010,24 @@
         </w:trPr>
         <w:tc>
           <w:tcPr>
-            <w:tcW w:type="dxa" w:w="2114"/>
-            <w:tcBorders>
-              <w:top w:val="single" w:color="000000" w:sz="4"/>
-              <w:left w:val="single" w:color="000000" w:sz="4"/>
-              <w:bottom w:val="single" w:color="000000" w:sz="4"/>
-              <w:right w:val="single" w:color="000000" w:sz="4"/>
-            </w:tcBorders>
-            <w:tcMar>
-              <w:top w:type="dxa" w:w="30"/>
-              <w:left w:type="dxa" w:w="70"/>
-              <w:bottom w:type="dxa" w:w="30"/>
-              <w:right w:type="dxa" w:w="70"/>
-            </w:tcMar>
-            <w:vAlign w:val="center"/>
-          </w:tcPr>
-          <w:p>
-            <w:pPr>
+            <w:tcW w:type="dxa" w:w="2269"/>
+            <w:tcBorders>
+              <w:top w:val="single" w:color="000000" w:sz="4"/>
+              <w:left w:val="single" w:color="000000" w:sz="4"/>
+              <w:bottom w:val="single" w:color="000000" w:sz="4"/>
+              <w:right w:val="single" w:color="000000" w:sz="4"/>
+            </w:tcBorders>
+            <w:tcMar>
+              <w:top w:type="dxa" w:w="30"/>
+              <w:left w:type="dxa" w:w="70"/>
+              <w:bottom w:type="dxa" w:w="30"/>
+              <w:right w:type="dxa" w:w="70"/>
+            </w:tcMar>
+            <w:vAlign w:val="center"/>
+          </w:tcPr>
+          <w:p>
+            <w:pPr>
+              <w:keepNext w:val="false"/>
               <w:spacing w:after="0" w:before="0" w:line="240" w:lineRule="auto"/>
               <w:jc w:val="left"/>
             </w:pPr>
@@ -2012,23 +2048,24 @@
         </w:tc>
         <w:tc>
           <w:tcPr>
-            <w:tcW w:type="dxa" w:w="2974"/>
-            <w:tcBorders>
-              <w:top w:val="single" w:color="000000" w:sz="4"/>
-              <w:left w:val="single" w:color="000000" w:sz="4"/>
-              <w:bottom w:val="single" w:color="000000" w:sz="4"/>
-              <w:right w:val="single" w:color="000000" w:sz="4"/>
-            </w:tcBorders>
-            <w:tcMar>
-              <w:top w:type="dxa" w:w="30"/>
-              <w:left w:type="dxa" w:w="70"/>
-              <w:bottom w:type="dxa" w:w="30"/>
-              <w:right w:type="dxa" w:w="70"/>
-            </w:tcMar>
-            <w:vAlign w:val="center"/>
-          </w:tcPr>
-          <w:p>
-            <w:pPr>
+            <w:tcW w:type="dxa" w:w="2887"/>
+            <w:tcBorders>
+              <w:top w:val="single" w:color="000000" w:sz="4"/>
+              <w:left w:val="single" w:color="000000" w:sz="4"/>
+              <w:bottom w:val="single" w:color="000000" w:sz="4"/>
+              <w:right w:val="single" w:color="000000" w:sz="4"/>
+            </w:tcBorders>
+            <w:tcMar>
+              <w:top w:type="dxa" w:w="30"/>
+              <w:left w:type="dxa" w:w="70"/>
+              <w:bottom w:type="dxa" w:w="30"/>
+              <w:right w:type="dxa" w:w="70"/>
+            </w:tcMar>
+            <w:vAlign w:val="center"/>
+          </w:tcPr>
+          <w:p>
+            <w:pPr>
+              <w:keepNext w:val="false"/>
               <w:spacing w:after="0" w:before="0" w:line="240" w:lineRule="auto"/>
               <w:jc w:val="left"/>
             </w:pPr>
@@ -2049,23 +2086,24 @@
         </w:tc>
         <w:tc>
           <w:tcPr>
-            <w:tcW w:type="dxa" w:w="3937"/>
-            <w:tcBorders>
-              <w:top w:val="single" w:color="000000" w:sz="4"/>
-              <w:left w:val="single" w:color="000000" w:sz="4"/>
-              <w:bottom w:val="single" w:color="000000" w:sz="4"/>
-              <w:right w:val="single" w:color="000000" w:sz="4"/>
-            </w:tcBorders>
-            <w:tcMar>
-              <w:top w:type="dxa" w:w="30"/>
-              <w:left w:type="dxa" w:w="70"/>
-              <w:bottom w:type="dxa" w:w="30"/>
-              <w:right w:type="dxa" w:w="70"/>
-            </w:tcMar>
-            <w:vAlign w:val="center"/>
-          </w:tcPr>
-          <w:p>
-            <w:pPr>
+            <w:tcW w:type="dxa" w:w="3869"/>
+            <w:tcBorders>
+              <w:top w:val="single" w:color="000000" w:sz="4"/>
+              <w:left w:val="single" w:color="000000" w:sz="4"/>
+              <w:bottom w:val="single" w:color="000000" w:sz="4"/>
+              <w:right w:val="single" w:color="000000" w:sz="4"/>
+            </w:tcBorders>
+            <w:tcMar>
+              <w:top w:type="dxa" w:w="30"/>
+              <w:left w:type="dxa" w:w="70"/>
+              <w:bottom w:type="dxa" w:w="30"/>
+              <w:right w:type="dxa" w:w="70"/>
+            </w:tcMar>
+            <w:vAlign w:val="center"/>
+          </w:tcPr>
+          <w:p>
+            <w:pPr>
+              <w:keepNext w:val="false"/>
               <w:spacing w:after="0" w:before="0" w:line="240" w:lineRule="auto"/>
               <w:jc w:val="left"/>
             </w:pPr>
@@ -2106,9 +2144,9 @@
         <w:tblLayout w:type="autofit"/>
       </w:tblPr>
       <w:tblGrid>
-        <w:gridCol w:w="2689"/>
-        <w:gridCol w:w="2231"/>
-        <w:gridCol w:w="4105"/>
+        <w:gridCol w:w="2436"/>
+        <w:gridCol w:w="1788"/>
+        <w:gridCol w:w="4801"/>
       </w:tblGrid>
       <w:tr>
         <w:trPr>
@@ -2117,7 +2155,7 @@
         </w:trPr>
         <w:tc>
           <w:tcPr>
-            <w:tcW w:type="dxa" w:w="2689"/>
+            <w:tcW w:type="dxa" w:w="2436"/>
             <w:tcBorders>
               <w:top w:val="single" w:color="000000" w:sz="4"/>
               <w:left w:val="single" w:color="000000" w:sz="4"/>
@@ -2135,6 +2173,7 @@
           </w:tcPr>
           <w:p>
             <w:pPr>
+              <w:keepNext/>
               <w:spacing w:after="0" w:before="0" w:line="240" w:lineRule="auto"/>
               <w:jc w:val="center"/>
             </w:pPr>
@@ -2154,7 +2193,7 @@
         </w:tc>
         <w:tc>
           <w:tcPr>
-            <w:tcW w:type="dxa" w:w="2231"/>
+            <w:tcW w:type="dxa" w:w="1788"/>
             <w:tcBorders>
               <w:top w:val="single" w:color="000000" w:sz="4"/>
               <w:left w:val="single" w:color="000000" w:sz="4"/>
@@ -2172,6 +2211,7 @@
           </w:tcPr>
           <w:p>
             <w:pPr>
+              <w:keepNext/>
               <w:spacing w:after="0" w:before="0" w:line="240" w:lineRule="auto"/>
               <w:jc w:val="center"/>
             </w:pPr>
@@ -2191,7 +2231,7 @@
         </w:tc>
         <w:tc>
           <w:tcPr>
-            <w:tcW w:type="dxa" w:w="4105"/>
+            <w:tcW w:type="dxa" w:w="4801"/>
             <w:tcBorders>
               <w:top w:val="single" w:color="000000" w:sz="4"/>
               <w:left w:val="single" w:color="000000" w:sz="4"/>
@@ -2209,6 +2249,7 @@
           </w:tcPr>
           <w:p>
             <w:pPr>
+              <w:keepNext/>
               <w:spacing w:after="0" w:before="0" w:line="240" w:lineRule="auto"/>
               <w:jc w:val="center"/>
             </w:pPr>
@@ -2234,23 +2275,24 @@
         </w:trPr>
         <w:tc>
           <w:tcPr>
-            <w:tcW w:type="dxa" w:w="2689"/>
-            <w:tcBorders>
-              <w:top w:val="single" w:color="000000" w:sz="4"/>
-              <w:left w:val="single" w:color="000000" w:sz="4"/>
-              <w:bottom w:val="single" w:color="000000" w:sz="4"/>
-              <w:right w:val="single" w:color="000000" w:sz="4"/>
-            </w:tcBorders>
-            <w:tcMar>
-              <w:top w:type="dxa" w:w="30"/>
-              <w:left w:type="dxa" w:w="70"/>
-              <w:bottom w:type="dxa" w:w="30"/>
-              <w:right w:type="dxa" w:w="70"/>
-            </w:tcMar>
-            <w:vAlign w:val="center"/>
-          </w:tcPr>
-          <w:p>
-            <w:pPr>
+            <w:tcW w:type="dxa" w:w="2436"/>
+            <w:tcBorders>
+              <w:top w:val="single" w:color="000000" w:sz="4"/>
+              <w:left w:val="single" w:color="000000" w:sz="4"/>
+              <w:bottom w:val="single" w:color="000000" w:sz="4"/>
+              <w:right w:val="single" w:color="000000" w:sz="4"/>
+            </w:tcBorders>
+            <w:tcMar>
+              <w:top w:type="dxa" w:w="30"/>
+              <w:left w:type="dxa" w:w="70"/>
+              <w:bottom w:type="dxa" w:w="30"/>
+              <w:right w:type="dxa" w:w="70"/>
+            </w:tcMar>
+            <w:vAlign w:val="center"/>
+          </w:tcPr>
+          <w:p>
+            <w:pPr>
+              <w:keepNext w:val="false"/>
               <w:spacing w:after="0" w:before="0" w:line="240" w:lineRule="auto"/>
               <w:jc w:val="left"/>
             </w:pPr>
@@ -2271,23 +2313,24 @@
         </w:tc>
         <w:tc>
           <w:tcPr>
-            <w:tcW w:type="dxa" w:w="2231"/>
-            <w:tcBorders>
-              <w:top w:val="single" w:color="000000" w:sz="4"/>
-              <w:left w:val="single" w:color="000000" w:sz="4"/>
-              <w:bottom w:val="single" w:color="000000" w:sz="4"/>
-              <w:right w:val="single" w:color="000000" w:sz="4"/>
-            </w:tcBorders>
-            <w:tcMar>
-              <w:top w:type="dxa" w:w="30"/>
-              <w:left w:type="dxa" w:w="70"/>
-              <w:bottom w:type="dxa" w:w="30"/>
-              <w:right w:type="dxa" w:w="70"/>
-            </w:tcMar>
-            <w:vAlign w:val="center"/>
-          </w:tcPr>
-          <w:p>
-            <w:pPr>
+            <w:tcW w:type="dxa" w:w="1788"/>
+            <w:tcBorders>
+              <w:top w:val="single" w:color="000000" w:sz="4"/>
+              <w:left w:val="single" w:color="000000" w:sz="4"/>
+              <w:bottom w:val="single" w:color="000000" w:sz="4"/>
+              <w:right w:val="single" w:color="000000" w:sz="4"/>
+            </w:tcBorders>
+            <w:tcMar>
+              <w:top w:type="dxa" w:w="30"/>
+              <w:left w:type="dxa" w:w="70"/>
+              <w:bottom w:type="dxa" w:w="30"/>
+              <w:right w:type="dxa" w:w="70"/>
+            </w:tcMar>
+            <w:vAlign w:val="center"/>
+          </w:tcPr>
+          <w:p>
+            <w:pPr>
+              <w:keepNext w:val="false"/>
               <w:spacing w:after="0" w:before="0" w:line="240" w:lineRule="auto"/>
               <w:jc w:val="left"/>
             </w:pPr>
@@ -2308,23 +2351,24 @@
         </w:tc>
         <w:tc>
           <w:tcPr>
-            <w:tcW w:type="dxa" w:w="4105"/>
-            <w:tcBorders>
-              <w:top w:val="single" w:color="000000" w:sz="4"/>
-              <w:left w:val="single" w:color="000000" w:sz="4"/>
-              <w:bottom w:val="single" w:color="000000" w:sz="4"/>
-              <w:right w:val="single" w:color="000000" w:sz="4"/>
-            </w:tcBorders>
-            <w:tcMar>
-              <w:top w:type="dxa" w:w="30"/>
-              <w:left w:type="dxa" w:w="70"/>
-              <w:bottom w:type="dxa" w:w="30"/>
-              <w:right w:type="dxa" w:w="70"/>
-            </w:tcMar>
-            <w:vAlign w:val="center"/>
-          </w:tcPr>
-          <w:p>
-            <w:pPr>
+            <w:tcW w:type="dxa" w:w="4801"/>
+            <w:tcBorders>
+              <w:top w:val="single" w:color="000000" w:sz="4"/>
+              <w:left w:val="single" w:color="000000" w:sz="4"/>
+              <w:bottom w:val="single" w:color="000000" w:sz="4"/>
+              <w:right w:val="single" w:color="000000" w:sz="4"/>
+            </w:tcBorders>
+            <w:tcMar>
+              <w:top w:type="dxa" w:w="30"/>
+              <w:left w:type="dxa" w:w="70"/>
+              <w:bottom w:type="dxa" w:w="30"/>
+              <w:right w:type="dxa" w:w="70"/>
+            </w:tcMar>
+            <w:vAlign w:val="center"/>
+          </w:tcPr>
+          <w:p>
+            <w:pPr>
+              <w:keepNext w:val="false"/>
               <w:spacing w:after="0" w:before="0" w:line="240" w:lineRule="auto"/>
               <w:jc w:val="left"/>
             </w:pPr>
@@ -2413,6 +2457,7 @@
           </w:tcPr>
           <w:p>
             <w:pPr>
+              <w:keepNext/>
               <w:spacing w:after="0" w:before="0" w:line="240" w:lineRule="auto"/>
               <w:jc w:val="center"/>
             </w:pPr>
@@ -2450,6 +2495,7 @@
           </w:tcPr>
           <w:p>
             <w:pPr>
+              <w:keepNext/>
               <w:spacing w:after="0" w:before="0" w:line="240" w:lineRule="auto"/>
               <w:jc w:val="center"/>
             </w:pPr>
@@ -2492,6 +2538,7 @@
           </w:tcPr>
           <w:p>
             <w:pPr>
+              <w:keepNext/>
               <w:spacing w:after="0" w:before="0" w:line="240" w:lineRule="auto"/>
               <w:jc w:val="left"/>
             </w:pPr>
@@ -2528,6 +2575,7 @@
           </w:tcPr>
           <w:p>
             <w:pPr>
+              <w:keepNext/>
               <w:spacing w:after="0" w:before="0" w:line="240" w:lineRule="auto"/>
               <w:jc w:val="left"/>
             </w:pPr>
@@ -2571,6 +2619,7 @@
           </w:tcPr>
           <w:p>
             <w:pPr>
+              <w:keepNext/>
               <w:spacing w:after="0" w:before="0" w:line="240" w:lineRule="auto"/>
               <w:jc w:val="left"/>
             </w:pPr>
@@ -2607,6 +2656,7 @@
           </w:tcPr>
           <w:p>
             <w:pPr>
+              <w:keepNext/>
               <w:spacing w:after="0" w:before="0" w:line="240" w:lineRule="auto"/>
               <w:jc w:val="left"/>
             </w:pPr>
@@ -2650,6 +2700,7 @@
           </w:tcPr>
           <w:p>
             <w:pPr>
+              <w:keepNext/>
               <w:spacing w:after="0" w:before="0" w:line="240" w:lineRule="auto"/>
               <w:jc w:val="left"/>
             </w:pPr>
@@ -2686,6 +2737,7 @@
           </w:tcPr>
           <w:p>
             <w:pPr>
+              <w:keepNext/>
               <w:spacing w:after="0" w:before="0" w:line="240" w:lineRule="auto"/>
               <w:jc w:val="left"/>
             </w:pPr>
@@ -2754,6 +2806,7 @@
           </w:tcPr>
           <w:p>
             <w:pPr>
+              <w:keepNext/>
               <w:spacing w:after="0" w:before="0" w:line="240" w:lineRule="auto"/>
               <w:jc w:val="left"/>
             </w:pPr>
@@ -2790,6 +2843,7 @@
           </w:tcPr>
           <w:p>
             <w:pPr>
+              <w:keepNext/>
               <w:spacing w:after="0" w:before="0" w:line="240" w:lineRule="auto"/>
               <w:jc w:val="left"/>
             </w:pPr>
@@ -2833,6 +2887,7 @@
           </w:tcPr>
           <w:p>
             <w:pPr>
+              <w:keepNext/>
               <w:spacing w:after="0" w:before="0" w:line="240" w:lineRule="auto"/>
               <w:jc w:val="left"/>
             </w:pPr>
@@ -2869,6 +2924,7 @@
           </w:tcPr>
           <w:p>
             <w:pPr>
+              <w:keepNext/>
               <w:spacing w:after="0" w:before="0" w:line="240" w:lineRule="auto"/>
               <w:jc w:val="left"/>
             </w:pPr>
@@ -2912,6 +2968,7 @@
           </w:tcPr>
           <w:p>
             <w:pPr>
+              <w:keepNext/>
               <w:spacing w:after="0" w:before="0" w:line="240" w:lineRule="auto"/>
               <w:jc w:val="left"/>
             </w:pPr>
@@ -2948,6 +3005,7 @@
           </w:tcPr>
           <w:p>
             <w:pPr>
+              <w:keepNext/>
               <w:spacing w:after="0" w:before="0" w:line="240" w:lineRule="auto"/>
               <w:jc w:val="left"/>
             </w:pPr>
@@ -2991,6 +3049,7 @@
           </w:tcPr>
           <w:p>
             <w:pPr>
+              <w:keepNext w:val="false"/>
               <w:spacing w:after="0" w:before="0" w:line="240" w:lineRule="auto"/>
               <w:jc w:val="left"/>
             </w:pPr>
@@ -3027,6 +3086,7 @@
           </w:tcPr>
           <w:p>
             <w:pPr>
+              <w:keepNext w:val="false"/>
               <w:spacing w:after="0" w:before="0" w:line="240" w:lineRule="auto"/>
               <w:jc w:val="left"/>
             </w:pPr>
@@ -3116,6 +3176,7 @@
           </w:tcPr>
           <w:p>
             <w:pPr>
+              <w:keepNext/>
               <w:spacing w:after="0" w:before="0" w:line="240" w:lineRule="auto"/>
               <w:jc w:val="center"/>
             </w:pPr>
@@ -3153,6 +3214,7 @@
           </w:tcPr>
           <w:p>
             <w:pPr>
+              <w:keepNext/>
               <w:spacing w:after="0" w:before="0" w:line="240" w:lineRule="auto"/>
               <w:jc w:val="center"/>
             </w:pPr>
@@ -3190,6 +3252,7 @@
           </w:tcPr>
           <w:p>
             <w:pPr>
+              <w:keepNext/>
               <w:spacing w:after="0" w:before="0" w:line="240" w:lineRule="auto"/>
               <w:jc w:val="center"/>
             </w:pPr>
@@ -3232,6 +3295,7 @@
           </w:tcPr>
           <w:p>
             <w:pPr>
+              <w:keepNext w:val="false"/>
               <w:spacing w:after="0" w:before="0" w:line="240" w:lineRule="auto"/>
               <w:jc w:val="left"/>
             </w:pPr>
@@ -3269,6 +3333,7 @@
           </w:tcPr>
           <w:p>
             <w:pPr>
+              <w:keepNext w:val="false"/>
               <w:spacing w:after="0" w:before="0" w:line="240" w:lineRule="auto"/>
               <w:jc w:val="left"/>
             </w:pPr>
@@ -3306,6 +3371,7 @@
           </w:tcPr>
           <w:p>
             <w:pPr>
+              <w:keepNext w:val="false"/>
               <w:spacing w:after="0" w:before="0" w:line="240" w:lineRule="auto"/>
               <w:jc w:val="left"/>
             </w:pPr>
@@ -3574,11 +3640,11 @@
       </w:tblPr>
       <w:tblGrid>
         <w:gridCol w:w="630"/>
-        <w:gridCol w:w="1634"/>
+        <w:gridCol w:w="1786"/>
         <w:gridCol w:w="1410"/>
         <w:gridCol w:w="915"/>
-        <w:gridCol w:w="2031"/>
-        <w:gridCol w:w="2405"/>
+        <w:gridCol w:w="1965"/>
+        <w:gridCol w:w="2319"/>
       </w:tblGrid>
       <w:tr>
         <w:trPr>
@@ -3605,6 +3671,7 @@
           </w:tcPr>
           <w:p>
             <w:pPr>
+              <w:keepNext/>
               <w:spacing w:after="0" w:before="0" w:line="240" w:lineRule="auto"/>
               <w:jc w:val="center"/>
             </w:pPr>
@@ -3624,7 +3691,7 @@
         </w:tc>
         <w:tc>
           <w:tcPr>
-            <w:tcW w:type="dxa" w:w="1634"/>
+            <w:tcW w:type="dxa" w:w="1786"/>
             <w:tcBorders>
               <w:top w:val="single" w:color="000000" w:sz="4"/>
               <w:left w:val="single" w:color="000000" w:sz="4"/>
@@ -3642,6 +3709,7 @@
           </w:tcPr>
           <w:p>
             <w:pPr>
+              <w:keepNext/>
               <w:spacing w:after="0" w:before="0" w:line="240" w:lineRule="auto"/>
               <w:jc w:val="center"/>
             </w:pPr>
@@ -3679,6 +3747,7 @@
           </w:tcPr>
           <w:p>
             <w:pPr>
+              <w:keepNext/>
               <w:spacing w:after="0" w:before="0" w:line="240" w:lineRule="auto"/>
               <w:jc w:val="center"/>
             </w:pPr>
@@ -3716,6 +3785,7 @@
           </w:tcPr>
           <w:p>
             <w:pPr>
+              <w:keepNext/>
               <w:spacing w:after="0" w:before="0" w:line="240" w:lineRule="auto"/>
               <w:jc w:val="center"/>
             </w:pPr>
@@ -3735,7 +3805,7 @@
         </w:tc>
         <w:tc>
           <w:tcPr>
-            <w:tcW w:type="dxa" w:w="2031"/>
+            <w:tcW w:type="dxa" w:w="1965"/>
             <w:tcBorders>
               <w:top w:val="single" w:color="000000" w:sz="4"/>
               <w:left w:val="single" w:color="000000" w:sz="4"/>
@@ -3753,6 +3823,7 @@
           </w:tcPr>
           <w:p>
             <w:pPr>
+              <w:keepNext/>
               <w:spacing w:after="0" w:before="0" w:line="240" w:lineRule="auto"/>
               <w:jc w:val="center"/>
             </w:pPr>
@@ -3772,7 +3843,7 @@
         </w:tc>
         <w:tc>
           <w:tcPr>
-            <w:tcW w:type="dxa" w:w="2405"/>
+            <w:tcW w:type="dxa" w:w="2319"/>
             <w:tcBorders>
               <w:top w:val="single" w:color="000000" w:sz="4"/>
               <w:left w:val="single" w:color="000000" w:sz="4"/>
@@ -3790,6 +3861,7 @@
           </w:tcPr>
           <w:p>
             <w:pPr>
+              <w:keepNext/>
               <w:spacing w:after="0" w:before="0" w:line="240" w:lineRule="auto"/>
               <w:jc w:val="center"/>
             </w:pPr>
@@ -3832,6 +3904,7 @@
           </w:tcPr>
           <w:p>
             <w:pPr>
+              <w:keepNext/>
               <w:spacing w:after="0" w:before="0" w:line="240" w:lineRule="auto"/>
               <w:jc w:val="left"/>
             </w:pPr>
@@ -3851,23 +3924,24 @@
         </w:tc>
         <w:tc>
           <w:tcPr>
-            <w:tcW w:type="dxa" w:w="1634"/>
-            <w:tcBorders>
-              <w:top w:val="single" w:color="000000" w:sz="4"/>
-              <w:left w:val="single" w:color="000000" w:sz="4"/>
-              <w:bottom w:val="single" w:color="000000" w:sz="4"/>
-              <w:right w:val="single" w:color="000000" w:sz="4"/>
-            </w:tcBorders>
-            <w:tcMar>
-              <w:top w:type="dxa" w:w="30"/>
-              <w:left w:type="dxa" w:w="70"/>
-              <w:bottom w:type="dxa" w:w="30"/>
-              <w:right w:type="dxa" w:w="70"/>
-            </w:tcMar>
-            <w:vAlign w:val="center"/>
-          </w:tcPr>
-          <w:p>
-            <w:pPr>
+            <w:tcW w:type="dxa" w:w="1786"/>
+            <w:tcBorders>
+              <w:top w:val="single" w:color="000000" w:sz="4"/>
+              <w:left w:val="single" w:color="000000" w:sz="4"/>
+              <w:bottom w:val="single" w:color="000000" w:sz="4"/>
+              <w:right w:val="single" w:color="000000" w:sz="4"/>
+            </w:tcBorders>
+            <w:tcMar>
+              <w:top w:type="dxa" w:w="30"/>
+              <w:left w:type="dxa" w:w="70"/>
+              <w:bottom w:type="dxa" w:w="30"/>
+              <w:right w:type="dxa" w:w="70"/>
+            </w:tcMar>
+            <w:vAlign w:val="center"/>
+          </w:tcPr>
+          <w:p>
+            <w:pPr>
+              <w:keepNext/>
               <w:spacing w:after="0" w:before="0" w:line="240" w:lineRule="auto"/>
               <w:jc w:val="left"/>
             </w:pPr>
@@ -3905,6 +3979,7 @@
           </w:tcPr>
           <w:p>
             <w:pPr>
+              <w:keepNext/>
               <w:spacing w:after="0" w:before="0" w:line="240" w:lineRule="auto"/>
               <w:jc w:val="left"/>
             </w:pPr>
@@ -3942,6 +4017,7 @@
           </w:tcPr>
           <w:p>
             <w:pPr>
+              <w:keepNext/>
               <w:spacing w:after="0" w:before="0" w:line="240" w:lineRule="auto"/>
               <w:jc w:val="left"/>
             </w:pPr>
@@ -3962,23 +4038,24 @@
         </w:tc>
         <w:tc>
           <w:tcPr>
-            <w:tcW w:type="dxa" w:w="2031"/>
-            <w:tcBorders>
-              <w:top w:val="single" w:color="000000" w:sz="4"/>
-              <w:left w:val="single" w:color="000000" w:sz="4"/>
-              <w:bottom w:val="single" w:color="000000" w:sz="4"/>
-              <w:right w:val="single" w:color="000000" w:sz="4"/>
-            </w:tcBorders>
-            <w:tcMar>
-              <w:top w:type="dxa" w:w="30"/>
-              <w:left w:type="dxa" w:w="70"/>
-              <w:bottom w:type="dxa" w:w="30"/>
-              <w:right w:type="dxa" w:w="70"/>
-            </w:tcMar>
-            <w:vAlign w:val="center"/>
-          </w:tcPr>
-          <w:p>
-            <w:pPr>
+            <w:tcW w:type="dxa" w:w="1965"/>
+            <w:tcBorders>
+              <w:top w:val="single" w:color="000000" w:sz="4"/>
+              <w:left w:val="single" w:color="000000" w:sz="4"/>
+              <w:bottom w:val="single" w:color="000000" w:sz="4"/>
+              <w:right w:val="single" w:color="000000" w:sz="4"/>
+            </w:tcBorders>
+            <w:tcMar>
+              <w:top w:type="dxa" w:w="30"/>
+              <w:left w:type="dxa" w:w="70"/>
+              <w:bottom w:type="dxa" w:w="30"/>
+              <w:right w:type="dxa" w:w="70"/>
+            </w:tcMar>
+            <w:vAlign w:val="center"/>
+          </w:tcPr>
+          <w:p>
+            <w:pPr>
+              <w:keepNext/>
               <w:spacing w:after="0" w:before="0" w:line="240" w:lineRule="auto"/>
               <w:jc w:val="left"/>
             </w:pPr>
@@ -3999,23 +4076,24 @@
         </w:tc>
         <w:tc>
           <w:tcPr>
-            <w:tcW w:type="dxa" w:w="2405"/>
-            <w:tcBorders>
-              <w:top w:val="single" w:color="000000" w:sz="4"/>
-              <w:left w:val="single" w:color="000000" w:sz="4"/>
-              <w:bottom w:val="single" w:color="000000" w:sz="4"/>
-              <w:right w:val="single" w:color="000000" w:sz="4"/>
-            </w:tcBorders>
-            <w:tcMar>
-              <w:top w:type="dxa" w:w="30"/>
-              <w:left w:type="dxa" w:w="70"/>
-              <w:bottom w:type="dxa" w:w="30"/>
-              <w:right w:type="dxa" w:w="70"/>
-            </w:tcMar>
-            <w:vAlign w:val="center"/>
-          </w:tcPr>
-          <w:p>
-            <w:pPr>
+            <w:tcW w:type="dxa" w:w="2319"/>
+            <w:tcBorders>
+              <w:top w:val="single" w:color="000000" w:sz="4"/>
+              <w:left w:val="single" w:color="000000" w:sz="4"/>
+              <w:bottom w:val="single" w:color="000000" w:sz="4"/>
+              <w:right w:val="single" w:color="000000" w:sz="4"/>
+            </w:tcBorders>
+            <w:tcMar>
+              <w:top w:type="dxa" w:w="30"/>
+              <w:left w:type="dxa" w:w="70"/>
+              <w:bottom w:type="dxa" w:w="30"/>
+              <w:right w:type="dxa" w:w="70"/>
+            </w:tcMar>
+            <w:vAlign w:val="center"/>
+          </w:tcPr>
+          <w:p>
+            <w:pPr>
+              <w:keepNext/>
               <w:spacing w:after="0" w:before="0" w:line="240" w:lineRule="auto"/>
               <w:jc w:val="left"/>
             </w:pPr>
@@ -4059,6 +4137,7 @@
           </w:tcPr>
           <w:p>
             <w:pPr>
+              <w:keepNext w:val="false"/>
               <w:spacing w:after="0" w:before="0" w:line="240" w:lineRule="auto"/>
               <w:jc w:val="left"/>
             </w:pPr>
@@ -4078,23 +4157,24 @@
         </w:tc>
         <w:tc>
           <w:tcPr>
-            <w:tcW w:type="dxa" w:w="1634"/>
-            <w:tcBorders>
-              <w:top w:val="single" w:color="000000" w:sz="4"/>
-              <w:left w:val="single" w:color="000000" w:sz="4"/>
-              <w:bottom w:val="single" w:color="000000" w:sz="4"/>
-              <w:right w:val="single" w:color="000000" w:sz="4"/>
-            </w:tcBorders>
-            <w:tcMar>
-              <w:top w:type="dxa" w:w="30"/>
-              <w:left w:type="dxa" w:w="70"/>
-              <w:bottom w:type="dxa" w:w="30"/>
-              <w:right w:type="dxa" w:w="70"/>
-            </w:tcMar>
-            <w:vAlign w:val="center"/>
-          </w:tcPr>
-          <w:p>
-            <w:pPr>
+            <w:tcW w:type="dxa" w:w="1786"/>
+            <w:tcBorders>
+              <w:top w:val="single" w:color="000000" w:sz="4"/>
+              <w:left w:val="single" w:color="000000" w:sz="4"/>
+              <w:bottom w:val="single" w:color="000000" w:sz="4"/>
+              <w:right w:val="single" w:color="000000" w:sz="4"/>
+            </w:tcBorders>
+            <w:tcMar>
+              <w:top w:type="dxa" w:w="30"/>
+              <w:left w:type="dxa" w:w="70"/>
+              <w:bottom w:type="dxa" w:w="30"/>
+              <w:right w:type="dxa" w:w="70"/>
+            </w:tcMar>
+            <w:vAlign w:val="center"/>
+          </w:tcPr>
+          <w:p>
+            <w:pPr>
+              <w:keepNext w:val="false"/>
               <w:spacing w:after="0" w:before="0" w:line="240" w:lineRule="auto"/>
               <w:jc w:val="left"/>
             </w:pPr>
@@ -4131,6 +4211,7 @@
           </w:tcPr>
           <w:p>
             <w:pPr>
+              <w:keepNext w:val="false"/>
               <w:spacing w:after="0" w:before="0" w:line="240" w:lineRule="auto"/>
               <w:jc w:val="left"/>
             </w:pPr>
@@ -4155,30 +4236,32 @@
           </w:tcPr>
           <w:p>
             <w:pPr>
-              <w:spacing w:after="0" w:before="0" w:line="240" w:lineRule="auto"/>
-              <w:jc w:val="left"/>
-            </w:pPr>
-          </w:p>
-        </w:tc>
-        <w:tc>
-          <w:tcPr>
-            <w:tcW w:type="dxa" w:w="2031"/>
-            <w:tcBorders>
-              <w:top w:val="single" w:color="000000" w:sz="4"/>
-              <w:left w:val="single" w:color="000000" w:sz="4"/>
-              <w:bottom w:val="single" w:color="000000" w:sz="4"/>
-              <w:right w:val="single" w:color="000000" w:sz="4"/>
-            </w:tcBorders>
-            <w:tcMar>
-              <w:top w:type="dxa" w:w="30"/>
-              <w:left w:type="dxa" w:w="70"/>
-              <w:bottom w:type="dxa" w:w="30"/>
-              <w:right w:type="dxa" w:w="70"/>
-            </w:tcMar>
-            <w:vAlign w:val="center"/>
-          </w:tcPr>
-          <w:p>
-            <w:pPr>
+              <w:keepNext w:val="false"/>
+              <w:spacing w:after="0" w:before="0" w:line="240" w:lineRule="auto"/>
+              <w:jc w:val="left"/>
+            </w:pPr>
+          </w:p>
+        </w:tc>
+        <w:tc>
+          <w:tcPr>
+            <w:tcW w:type="dxa" w:w="1965"/>
+            <w:tcBorders>
+              <w:top w:val="single" w:color="000000" w:sz="4"/>
+              <w:left w:val="single" w:color="000000" w:sz="4"/>
+              <w:bottom w:val="single" w:color="000000" w:sz="4"/>
+              <w:right w:val="single" w:color="000000" w:sz="4"/>
+            </w:tcBorders>
+            <w:tcMar>
+              <w:top w:type="dxa" w:w="30"/>
+              <w:left w:type="dxa" w:w="70"/>
+              <w:bottom w:type="dxa" w:w="30"/>
+              <w:right w:type="dxa" w:w="70"/>
+            </w:tcMar>
+            <w:vAlign w:val="center"/>
+          </w:tcPr>
+          <w:p>
+            <w:pPr>
+              <w:keepNext w:val="false"/>
               <w:spacing w:after="0" w:before="0" w:line="240" w:lineRule="auto"/>
               <w:jc w:val="left"/>
             </w:pPr>
@@ -4198,23 +4281,24 @@
         </w:tc>
         <w:tc>
           <w:tcPr>
-            <w:tcW w:type="dxa" w:w="2405"/>
-            <w:tcBorders>
-              <w:top w:val="single" w:color="000000" w:sz="4"/>
-              <w:left w:val="single" w:color="000000" w:sz="4"/>
-              <w:bottom w:val="single" w:color="000000" w:sz="4"/>
-              <w:right w:val="single" w:color="000000" w:sz="4"/>
-            </w:tcBorders>
-            <w:tcMar>
-              <w:top w:type="dxa" w:w="30"/>
-              <w:left w:type="dxa" w:w="70"/>
-              <w:bottom w:type="dxa" w:w="30"/>
-              <w:right w:type="dxa" w:w="70"/>
-            </w:tcMar>
-            <w:vAlign w:val="center"/>
-          </w:tcPr>
-          <w:p>
-            <w:pPr>
+            <w:tcW w:type="dxa" w:w="2319"/>
+            <w:tcBorders>
+              <w:top w:val="single" w:color="000000" w:sz="4"/>
+              <w:left w:val="single" w:color="000000" w:sz="4"/>
+              <w:bottom w:val="single" w:color="000000" w:sz="4"/>
+              <w:right w:val="single" w:color="000000" w:sz="4"/>
+            </w:tcBorders>
+            <w:tcMar>
+              <w:top w:type="dxa" w:w="30"/>
+              <w:left w:type="dxa" w:w="70"/>
+              <w:bottom w:type="dxa" w:w="30"/>
+              <w:right w:type="dxa" w:w="70"/>
+            </w:tcMar>
+            <w:vAlign w:val="center"/>
+          </w:tcPr>
+          <w:p>
+            <w:pPr>
+              <w:keepNext w:val="false"/>
               <w:spacing w:after="0" w:before="0" w:line="240" w:lineRule="auto"/>
               <w:jc w:val="left"/>
             </w:pPr>
@@ -4275,11 +4359,11 @@
       </w:tblPr>
       <w:tblGrid>
         <w:gridCol w:w="630"/>
-        <w:gridCol w:w="1388"/>
-        <w:gridCol w:w="1902"/>
-        <w:gridCol w:w="1552"/>
-        <w:gridCol w:w="1524"/>
-        <w:gridCol w:w="2029"/>
+        <w:gridCol w:w="1578"/>
+        <w:gridCol w:w="1866"/>
+        <w:gridCol w:w="1506"/>
+        <w:gridCol w:w="1484"/>
+        <w:gridCol w:w="1961"/>
       </w:tblGrid>
       <w:tr>
         <w:trPr>
@@ -4306,6 +4390,7 @@
           </w:tcPr>
           <w:p>
             <w:pPr>
+              <w:keepNext/>
               <w:spacing w:after="0" w:before="0" w:line="240" w:lineRule="auto"/>
               <w:jc w:val="center"/>
             </w:pPr>
@@ -4325,7 +4410,7 @@
         </w:tc>
         <w:tc>
           <w:tcPr>
-            <w:tcW w:type="dxa" w:w="1388"/>
+            <w:tcW w:type="dxa" w:w="1578"/>
             <w:tcBorders>
               <w:top w:val="single" w:color="000000" w:sz="4"/>
               <w:left w:val="single" w:color="000000" w:sz="4"/>
@@ -4343,6 +4428,7 @@
           </w:tcPr>
           <w:p>
             <w:pPr>
+              <w:keepNext/>
               <w:spacing w:after="0" w:before="0" w:line="240" w:lineRule="auto"/>
               <w:jc w:val="center"/>
             </w:pPr>
@@ -4362,7 +4448,7 @@
         </w:tc>
         <w:tc>
           <w:tcPr>
-            <w:tcW w:type="dxa" w:w="1902"/>
+            <w:tcW w:type="dxa" w:w="1866"/>
             <w:tcBorders>
               <w:top w:val="single" w:color="000000" w:sz="4"/>
               <w:left w:val="single" w:color="000000" w:sz="4"/>
@@ -4380,6 +4466,7 @@
           </w:tcPr>
           <w:p>
             <w:pPr>
+              <w:keepNext/>
               <w:spacing w:after="0" w:before="0" w:line="240" w:lineRule="auto"/>
               <w:jc w:val="center"/>
             </w:pPr>
@@ -4399,7 +4486,7 @@
         </w:tc>
         <w:tc>
           <w:tcPr>
-            <w:tcW w:type="dxa" w:w="1552"/>
+            <w:tcW w:type="dxa" w:w="1506"/>
             <w:tcBorders>
               <w:top w:val="single" w:color="000000" w:sz="4"/>
               <w:left w:val="single" w:color="000000" w:sz="4"/>
@@ -4417,6 +4504,7 @@
           </w:tcPr>
           <w:p>
             <w:pPr>
+              <w:keepNext/>
               <w:spacing w:after="0" w:before="0" w:line="240" w:lineRule="auto"/>
               <w:jc w:val="center"/>
             </w:pPr>
@@ -4436,7 +4524,7 @@
         </w:tc>
         <w:tc>
           <w:tcPr>
-            <w:tcW w:type="dxa" w:w="1524"/>
+            <w:tcW w:type="dxa" w:w="1484"/>
             <w:tcBorders>
               <w:top w:val="single" w:color="000000" w:sz="4"/>
               <w:left w:val="single" w:color="000000" w:sz="4"/>
@@ -4454,6 +4542,7 @@
           </w:tcPr>
           <w:p>
             <w:pPr>
+              <w:keepNext/>
               <w:spacing w:after="0" w:before="0" w:line="240" w:lineRule="auto"/>
               <w:jc w:val="center"/>
             </w:pPr>
@@ -4473,7 +4562,7 @@
         </w:tc>
         <w:tc>
           <w:tcPr>
-            <w:tcW w:type="dxa" w:w="2029"/>
+            <w:tcW w:type="dxa" w:w="1961"/>
             <w:tcBorders>
               <w:top w:val="single" w:color="000000" w:sz="4"/>
               <w:left w:val="single" w:color="000000" w:sz="4"/>
@@ -4491,6 +4580,7 @@
           </w:tcPr>
           <w:p>
             <w:pPr>
+              <w:keepNext/>
               <w:spacing w:after="0" w:before="0" w:line="240" w:lineRule="auto"/>
               <w:jc w:val="center"/>
             </w:pPr>
@@ -4533,6 +4623,7 @@
           </w:tcPr>
           <w:p>
             <w:pPr>
+              <w:keepNext/>
               <w:spacing w:after="0" w:before="0" w:line="240" w:lineRule="auto"/>
               <w:jc w:val="left"/>
             </w:pPr>
@@ -4552,23 +4643,24 @@
         </w:tc>
         <w:tc>
           <w:tcPr>
-            <w:tcW w:type="dxa" w:w="1388"/>
-            <w:tcBorders>
-              <w:top w:val="single" w:color="000000" w:sz="4"/>
-              <w:left w:val="single" w:color="000000" w:sz="4"/>
-              <w:bottom w:val="single" w:color="000000" w:sz="4"/>
-              <w:right w:val="single" w:color="000000" w:sz="4"/>
-            </w:tcBorders>
-            <w:tcMar>
-              <w:top w:type="dxa" w:w="30"/>
-              <w:left w:type="dxa" w:w="70"/>
-              <w:bottom w:type="dxa" w:w="30"/>
-              <w:right w:type="dxa" w:w="70"/>
-            </w:tcMar>
-            <w:vAlign w:val="center"/>
-          </w:tcPr>
-          <w:p>
-            <w:pPr>
+            <w:tcW w:type="dxa" w:w="1578"/>
+            <w:tcBorders>
+              <w:top w:val="single" w:color="000000" w:sz="4"/>
+              <w:left w:val="single" w:color="000000" w:sz="4"/>
+              <w:bottom w:val="single" w:color="000000" w:sz="4"/>
+              <w:right w:val="single" w:color="000000" w:sz="4"/>
+            </w:tcBorders>
+            <w:tcMar>
+              <w:top w:type="dxa" w:w="30"/>
+              <w:left w:type="dxa" w:w="70"/>
+              <w:bottom w:type="dxa" w:w="30"/>
+              <w:right w:type="dxa" w:w="70"/>
+            </w:tcMar>
+            <w:vAlign w:val="center"/>
+          </w:tcPr>
+          <w:p>
+            <w:pPr>
+              <w:keepNext/>
               <w:spacing w:after="0" w:before="0" w:line="240" w:lineRule="auto"/>
               <w:jc w:val="left"/>
             </w:pPr>
@@ -4589,23 +4681,24 @@
         </w:tc>
         <w:tc>
           <w:tcPr>
-            <w:tcW w:type="dxa" w:w="1902"/>
-            <w:tcBorders>
-              <w:top w:val="single" w:color="000000" w:sz="4"/>
-              <w:left w:val="single" w:color="000000" w:sz="4"/>
-              <w:bottom w:val="single" w:color="000000" w:sz="4"/>
-              <w:right w:val="single" w:color="000000" w:sz="4"/>
-            </w:tcBorders>
-            <w:tcMar>
-              <w:top w:type="dxa" w:w="30"/>
-              <w:left w:type="dxa" w:w="70"/>
-              <w:bottom w:type="dxa" w:w="30"/>
-              <w:right w:type="dxa" w:w="70"/>
-            </w:tcMar>
-            <w:vAlign w:val="center"/>
-          </w:tcPr>
-          <w:p>
-            <w:pPr>
+            <w:tcW w:type="dxa" w:w="1866"/>
+            <w:tcBorders>
+              <w:top w:val="single" w:color="000000" w:sz="4"/>
+              <w:left w:val="single" w:color="000000" w:sz="4"/>
+              <w:bottom w:val="single" w:color="000000" w:sz="4"/>
+              <w:right w:val="single" w:color="000000" w:sz="4"/>
+            </w:tcBorders>
+            <w:tcMar>
+              <w:top w:type="dxa" w:w="30"/>
+              <w:left w:type="dxa" w:w="70"/>
+              <w:bottom w:type="dxa" w:w="30"/>
+              <w:right w:type="dxa" w:w="70"/>
+            </w:tcMar>
+            <w:vAlign w:val="center"/>
+          </w:tcPr>
+          <w:p>
+            <w:pPr>
+              <w:keepNext/>
               <w:spacing w:after="0" w:before="0" w:line="240" w:lineRule="auto"/>
               <w:jc w:val="left"/>
             </w:pPr>
@@ -4626,23 +4719,24 @@
         </w:tc>
         <w:tc>
           <w:tcPr>
-            <w:tcW w:type="dxa" w:w="1552"/>
-            <w:tcBorders>
-              <w:top w:val="single" w:color="000000" w:sz="4"/>
-              <w:left w:val="single" w:color="000000" w:sz="4"/>
-              <w:bottom w:val="single" w:color="000000" w:sz="4"/>
-              <w:right w:val="single" w:color="000000" w:sz="4"/>
-            </w:tcBorders>
-            <w:tcMar>
-              <w:top w:type="dxa" w:w="30"/>
-              <w:left w:type="dxa" w:w="70"/>
-              <w:bottom w:type="dxa" w:w="30"/>
-              <w:right w:type="dxa" w:w="70"/>
-            </w:tcMar>
-            <w:vAlign w:val="center"/>
-          </w:tcPr>
-          <w:p>
-            <w:pPr>
+            <w:tcW w:type="dxa" w:w="1506"/>
+            <w:tcBorders>
+              <w:top w:val="single" w:color="000000" w:sz="4"/>
+              <w:left w:val="single" w:color="000000" w:sz="4"/>
+              <w:bottom w:val="single" w:color="000000" w:sz="4"/>
+              <w:right w:val="single" w:color="000000" w:sz="4"/>
+            </w:tcBorders>
+            <w:tcMar>
+              <w:top w:type="dxa" w:w="30"/>
+              <w:left w:type="dxa" w:w="70"/>
+              <w:bottom w:type="dxa" w:w="30"/>
+              <w:right w:type="dxa" w:w="70"/>
+            </w:tcMar>
+            <w:vAlign w:val="center"/>
+          </w:tcPr>
+          <w:p>
+            <w:pPr>
+              <w:keepNext/>
               <w:spacing w:after="0" w:before="0" w:line="240" w:lineRule="auto"/>
               <w:jc w:val="left"/>
             </w:pPr>
@@ -4663,23 +4757,24 @@
         </w:tc>
         <w:tc>
           <w:tcPr>
-            <w:tcW w:type="dxa" w:w="1524"/>
-            <w:tcBorders>
-              <w:top w:val="single" w:color="000000" w:sz="4"/>
-              <w:left w:val="single" w:color="000000" w:sz="4"/>
-              <w:bottom w:val="single" w:color="000000" w:sz="4"/>
-              <w:right w:val="single" w:color="000000" w:sz="4"/>
-            </w:tcBorders>
-            <w:tcMar>
-              <w:top w:type="dxa" w:w="30"/>
-              <w:left w:type="dxa" w:w="70"/>
-              <w:bottom w:type="dxa" w:w="30"/>
-              <w:right w:type="dxa" w:w="70"/>
-            </w:tcMar>
-            <w:vAlign w:val="center"/>
-          </w:tcPr>
-          <w:p>
-            <w:pPr>
+            <w:tcW w:type="dxa" w:w="1484"/>
+            <w:tcBorders>
+              <w:top w:val="single" w:color="000000" w:sz="4"/>
+              <w:left w:val="single" w:color="000000" w:sz="4"/>
+              <w:bottom w:val="single" w:color="000000" w:sz="4"/>
+              <w:right w:val="single" w:color="000000" w:sz="4"/>
+            </w:tcBorders>
+            <w:tcMar>
+              <w:top w:type="dxa" w:w="30"/>
+              <w:left w:type="dxa" w:w="70"/>
+              <w:bottom w:type="dxa" w:w="30"/>
+              <w:right w:type="dxa" w:w="70"/>
+            </w:tcMar>
+            <w:vAlign w:val="center"/>
+          </w:tcPr>
+          <w:p>
+            <w:pPr>
+              <w:keepNext/>
               <w:spacing w:after="0" w:before="0" w:line="240" w:lineRule="auto"/>
               <w:jc w:val="left"/>
             </w:pPr>
@@ -4700,23 +4795,24 @@
         </w:tc>
         <w:tc>
           <w:tcPr>
-            <w:tcW w:type="dxa" w:w="2029"/>
-            <w:tcBorders>
-              <w:top w:val="single" w:color="000000" w:sz="4"/>
-              <w:left w:val="single" w:color="000000" w:sz="4"/>
-              <w:bottom w:val="single" w:color="000000" w:sz="4"/>
-              <w:right w:val="single" w:color="000000" w:sz="4"/>
-            </w:tcBorders>
-            <w:tcMar>
-              <w:top w:type="dxa" w:w="30"/>
-              <w:left w:type="dxa" w:w="70"/>
-              <w:bottom w:type="dxa" w:w="30"/>
-              <w:right w:type="dxa" w:w="70"/>
-            </w:tcMar>
-            <w:vAlign w:val="center"/>
-          </w:tcPr>
-          <w:p>
-            <w:pPr>
+            <w:tcW w:type="dxa" w:w="1961"/>
+            <w:tcBorders>
+              <w:top w:val="single" w:color="000000" w:sz="4"/>
+              <w:left w:val="single" w:color="000000" w:sz="4"/>
+              <w:bottom w:val="single" w:color="000000" w:sz="4"/>
+              <w:right w:val="single" w:color="000000" w:sz="4"/>
+            </w:tcBorders>
+            <w:tcMar>
+              <w:top w:type="dxa" w:w="30"/>
+              <w:left w:type="dxa" w:w="70"/>
+              <w:bottom w:type="dxa" w:w="30"/>
+              <w:right w:type="dxa" w:w="70"/>
+            </w:tcMar>
+            <w:vAlign w:val="center"/>
+          </w:tcPr>
+          <w:p>
+            <w:pPr>
+              <w:keepNext/>
               <w:spacing w:after="0" w:before="0" w:line="240" w:lineRule="auto"/>
               <w:jc w:val="left"/>
             </w:pPr>
@@ -4760,6 +4856,7 @@
           </w:tcPr>
           <w:p>
             <w:pPr>
+              <w:keepNext w:val="false"/>
               <w:spacing w:after="0" w:before="0" w:line="240" w:lineRule="auto"/>
               <w:jc w:val="left"/>
             </w:pPr>
@@ -4779,23 +4876,24 @@
         </w:tc>
         <w:tc>
           <w:tcPr>
-            <w:tcW w:type="dxa" w:w="1388"/>
-            <w:tcBorders>
-              <w:top w:val="single" w:color="000000" w:sz="4"/>
-              <w:left w:val="single" w:color="000000" w:sz="4"/>
-              <w:bottom w:val="single" w:color="000000" w:sz="4"/>
-              <w:right w:val="single" w:color="000000" w:sz="4"/>
-            </w:tcBorders>
-            <w:tcMar>
-              <w:top w:type="dxa" w:w="30"/>
-              <w:left w:type="dxa" w:w="70"/>
-              <w:bottom w:type="dxa" w:w="30"/>
-              <w:right w:type="dxa" w:w="70"/>
-            </w:tcMar>
-            <w:vAlign w:val="center"/>
-          </w:tcPr>
-          <w:p>
-            <w:pPr>
+            <w:tcW w:type="dxa" w:w="1578"/>
+            <w:tcBorders>
+              <w:top w:val="single" w:color="000000" w:sz="4"/>
+              <w:left w:val="single" w:color="000000" w:sz="4"/>
+              <w:bottom w:val="single" w:color="000000" w:sz="4"/>
+              <w:right w:val="single" w:color="000000" w:sz="4"/>
+            </w:tcBorders>
+            <w:tcMar>
+              <w:top w:type="dxa" w:w="30"/>
+              <w:left w:type="dxa" w:w="70"/>
+              <w:bottom w:type="dxa" w:w="30"/>
+              <w:right w:type="dxa" w:w="70"/>
+            </w:tcMar>
+            <w:vAlign w:val="center"/>
+          </w:tcPr>
+          <w:p>
+            <w:pPr>
+              <w:keepNext w:val="false"/>
               <w:spacing w:after="0" w:before="0" w:line="240" w:lineRule="auto"/>
               <w:jc w:val="left"/>
             </w:pPr>
@@ -4815,23 +4913,24 @@
         </w:tc>
         <w:tc>
           <w:tcPr>
-            <w:tcW w:type="dxa" w:w="1902"/>
-            <w:tcBorders>
-              <w:top w:val="single" w:color="000000" w:sz="4"/>
-              <w:left w:val="single" w:color="000000" w:sz="4"/>
-              <w:bottom w:val="single" w:color="000000" w:sz="4"/>
-              <w:right w:val="single" w:color="000000" w:sz="4"/>
-            </w:tcBorders>
-            <w:tcMar>
-              <w:top w:type="dxa" w:w="30"/>
-              <w:left w:type="dxa" w:w="70"/>
-              <w:bottom w:type="dxa" w:w="30"/>
-              <w:right w:type="dxa" w:w="70"/>
-            </w:tcMar>
-            <w:vAlign w:val="center"/>
-          </w:tcPr>
-          <w:p>
-            <w:pPr>
+            <w:tcW w:type="dxa" w:w="1866"/>
+            <w:tcBorders>
+              <w:top w:val="single" w:color="000000" w:sz="4"/>
+              <w:left w:val="single" w:color="000000" w:sz="4"/>
+              <w:bottom w:val="single" w:color="000000" w:sz="4"/>
+              <w:right w:val="single" w:color="000000" w:sz="4"/>
+            </w:tcBorders>
+            <w:tcMar>
+              <w:top w:type="dxa" w:w="30"/>
+              <w:left w:type="dxa" w:w="70"/>
+              <w:bottom w:type="dxa" w:w="30"/>
+              <w:right w:type="dxa" w:w="70"/>
+            </w:tcMar>
+            <w:vAlign w:val="center"/>
+          </w:tcPr>
+          <w:p>
+            <w:pPr>
+              <w:keepNext w:val="false"/>
               <w:spacing w:after="0" w:before="0" w:line="240" w:lineRule="auto"/>
               <w:jc w:val="left"/>
             </w:pPr>
@@ -4851,23 +4950,24 @@
         </w:tc>
         <w:tc>
           <w:tcPr>
-            <w:tcW w:type="dxa" w:w="1552"/>
-            <w:tcBorders>
-              <w:top w:val="single" w:color="000000" w:sz="4"/>
-              <w:left w:val="single" w:color="000000" w:sz="4"/>
-              <w:bottom w:val="single" w:color="000000" w:sz="4"/>
-              <w:right w:val="single" w:color="000000" w:sz="4"/>
-            </w:tcBorders>
-            <w:tcMar>
-              <w:top w:type="dxa" w:w="30"/>
-              <w:left w:type="dxa" w:w="70"/>
-              <w:bottom w:type="dxa" w:w="30"/>
-              <w:right w:type="dxa" w:w="70"/>
-            </w:tcMar>
-            <w:vAlign w:val="center"/>
-          </w:tcPr>
-          <w:p>
-            <w:pPr>
+            <w:tcW w:type="dxa" w:w="1506"/>
+            <w:tcBorders>
+              <w:top w:val="single" w:color="000000" w:sz="4"/>
+              <w:left w:val="single" w:color="000000" w:sz="4"/>
+              <w:bottom w:val="single" w:color="000000" w:sz="4"/>
+              <w:right w:val="single" w:color="000000" w:sz="4"/>
+            </w:tcBorders>
+            <w:tcMar>
+              <w:top w:type="dxa" w:w="30"/>
+              <w:left w:type="dxa" w:w="70"/>
+              <w:bottom w:type="dxa" w:w="30"/>
+              <w:right w:type="dxa" w:w="70"/>
+            </w:tcMar>
+            <w:vAlign w:val="center"/>
+          </w:tcPr>
+          <w:p>
+            <w:pPr>
+              <w:keepNext w:val="false"/>
               <w:spacing w:after="0" w:before="0" w:line="240" w:lineRule="auto"/>
               <w:jc w:val="left"/>
             </w:pPr>
@@ -4887,23 +4987,24 @@
         </w:tc>
         <w:tc>
           <w:tcPr>
-            <w:tcW w:type="dxa" w:w="1524"/>
-            <w:tcBorders>
-              <w:top w:val="single" w:color="000000" w:sz="4"/>
-              <w:left w:val="single" w:color="000000" w:sz="4"/>
-              <w:bottom w:val="single" w:color="000000" w:sz="4"/>
-              <w:right w:val="single" w:color="000000" w:sz="4"/>
-            </w:tcBorders>
-            <w:tcMar>
-              <w:top w:type="dxa" w:w="30"/>
-              <w:left w:type="dxa" w:w="70"/>
-              <w:bottom w:type="dxa" w:w="30"/>
-              <w:right w:type="dxa" w:w="70"/>
-            </w:tcMar>
-            <w:vAlign w:val="center"/>
-          </w:tcPr>
-          <w:p>
-            <w:pPr>
+            <w:tcW w:type="dxa" w:w="1484"/>
+            <w:tcBorders>
+              <w:top w:val="single" w:color="000000" w:sz="4"/>
+              <w:left w:val="single" w:color="000000" w:sz="4"/>
+              <w:bottom w:val="single" w:color="000000" w:sz="4"/>
+              <w:right w:val="single" w:color="000000" w:sz="4"/>
+            </w:tcBorders>
+            <w:tcMar>
+              <w:top w:type="dxa" w:w="30"/>
+              <w:left w:type="dxa" w:w="70"/>
+              <w:bottom w:type="dxa" w:w="30"/>
+              <w:right w:type="dxa" w:w="70"/>
+            </w:tcMar>
+            <w:vAlign w:val="center"/>
+          </w:tcPr>
+          <w:p>
+            <w:pPr>
+              <w:keepNext w:val="false"/>
               <w:spacing w:after="0" w:before="0" w:line="240" w:lineRule="auto"/>
               <w:jc w:val="left"/>
             </w:pPr>
@@ -4924,23 +5025,24 @@
         </w:tc>
         <w:tc>
           <w:tcPr>
-            <w:tcW w:type="dxa" w:w="2029"/>
-            <w:tcBorders>
-              <w:top w:val="single" w:color="000000" w:sz="4"/>
-              <w:left w:val="single" w:color="000000" w:sz="4"/>
-              <w:bottom w:val="single" w:color="000000" w:sz="4"/>
-              <w:right w:val="single" w:color="000000" w:sz="4"/>
-            </w:tcBorders>
-            <w:tcMar>
-              <w:top w:type="dxa" w:w="30"/>
-              <w:left w:type="dxa" w:w="70"/>
-              <w:bottom w:type="dxa" w:w="30"/>
-              <w:right w:type="dxa" w:w="70"/>
-            </w:tcMar>
-            <w:vAlign w:val="center"/>
-          </w:tcPr>
-          <w:p>
-            <w:pPr>
+            <w:tcW w:type="dxa" w:w="1961"/>
+            <w:tcBorders>
+              <w:top w:val="single" w:color="000000" w:sz="4"/>
+              <w:left w:val="single" w:color="000000" w:sz="4"/>
+              <w:bottom w:val="single" w:color="000000" w:sz="4"/>
+              <w:right w:val="single" w:color="000000" w:sz="4"/>
+            </w:tcBorders>
+            <w:tcMar>
+              <w:top w:type="dxa" w:w="30"/>
+              <w:left w:type="dxa" w:w="70"/>
+              <w:bottom w:type="dxa" w:w="30"/>
+              <w:right w:type="dxa" w:w="70"/>
+            </w:tcMar>
+            <w:vAlign w:val="center"/>
+          </w:tcPr>
+          <w:p>
+            <w:pPr>
+              <w:keepNext w:val="false"/>
               <w:spacing w:after="0" w:before="0" w:line="240" w:lineRule="auto"/>
               <w:jc w:val="left"/>
             </w:pPr>
@@ -5020,12 +5122,12 @@
       </w:tblPr>
       <w:tblGrid>
         <w:gridCol w:w="630"/>
-        <w:gridCol w:w="1381"/>
-        <w:gridCol w:w="1263"/>
+        <w:gridCol w:w="1306"/>
+        <w:gridCol w:w="1202"/>
         <w:gridCol w:w="1630"/>
-        <w:gridCol w:w="1300"/>
+        <w:gridCol w:w="1374"/>
         <w:gridCol w:w="1059"/>
-        <w:gridCol w:w="1762"/>
+        <w:gridCol w:w="1824"/>
       </w:tblGrid>
       <w:tr>
         <w:trPr>
@@ -5052,6 +5154,7 @@
           </w:tcPr>
           <w:p>
             <w:pPr>
+              <w:keepNext/>
               <w:spacing w:after="0" w:before="0" w:line="240" w:lineRule="auto"/>
               <w:jc w:val="center"/>
             </w:pPr>
@@ -5071,7 +5174,7 @@
         </w:tc>
         <w:tc>
           <w:tcPr>
-            <w:tcW w:type="dxa" w:w="1381"/>
+            <w:tcW w:type="dxa" w:w="1306"/>
             <w:tcBorders>
               <w:top w:val="single" w:color="000000" w:sz="4"/>
               <w:left w:val="single" w:color="000000" w:sz="4"/>
@@ -5089,6 +5192,7 @@
           </w:tcPr>
           <w:p>
             <w:pPr>
+              <w:keepNext/>
               <w:spacing w:after="0" w:before="0" w:line="240" w:lineRule="auto"/>
               <w:jc w:val="center"/>
             </w:pPr>
@@ -5108,7 +5212,7 @@
         </w:tc>
         <w:tc>
           <w:tcPr>
-            <w:tcW w:type="dxa" w:w="1263"/>
+            <w:tcW w:type="dxa" w:w="1202"/>
             <w:tcBorders>
               <w:top w:val="single" w:color="000000" w:sz="4"/>
               <w:left w:val="single" w:color="000000" w:sz="4"/>
@@ -5126,6 +5230,7 @@
           </w:tcPr>
           <w:p>
             <w:pPr>
+              <w:keepNext/>
               <w:spacing w:after="0" w:before="0" w:line="240" w:lineRule="auto"/>
               <w:jc w:val="center"/>
             </w:pPr>
@@ -5163,6 +5268,7 @@
           </w:tcPr>
           <w:p>
             <w:pPr>
+              <w:keepNext/>
               <w:spacing w:after="0" w:before="0" w:line="240" w:lineRule="auto"/>
               <w:jc w:val="center"/>
             </w:pPr>
@@ -5182,7 +5288,7 @@
         </w:tc>
         <w:tc>
           <w:tcPr>
-            <w:tcW w:type="dxa" w:w="1300"/>
+            <w:tcW w:type="dxa" w:w="1374"/>
             <w:tcBorders>
               <w:top w:val="single" w:color="000000" w:sz="4"/>
               <w:left w:val="single" w:color="000000" w:sz="4"/>
@@ -5200,6 +5306,7 @@
           </w:tcPr>
           <w:p>
             <w:pPr>
+              <w:keepNext/>
               <w:spacing w:after="0" w:before="0" w:line="240" w:lineRule="auto"/>
               <w:jc w:val="center"/>
             </w:pPr>
@@ -5237,6 +5344,7 @@
           </w:tcPr>
           <w:p>
             <w:pPr>
+              <w:keepNext/>
               <w:spacing w:after="0" w:before="0" w:line="240" w:lineRule="auto"/>
               <w:jc w:val="center"/>
             </w:pPr>
@@ -5256,7 +5364,7 @@
         </w:tc>
         <w:tc>
           <w:tcPr>
-            <w:tcW w:type="dxa" w:w="1762"/>
+            <w:tcW w:type="dxa" w:w="1824"/>
             <w:tcBorders>
               <w:top w:val="single" w:color="000000" w:sz="4"/>
               <w:left w:val="single" w:color="000000" w:sz="4"/>
@@ -5274,6 +5382,7 @@
           </w:tcPr>
           <w:p>
             <w:pPr>
+              <w:keepNext/>
               <w:spacing w:after="0" w:before="0" w:line="240" w:lineRule="auto"/>
               <w:jc w:val="center"/>
             </w:pPr>
@@ -5316,6 +5425,7 @@
           </w:tcPr>
           <w:p>
             <w:pPr>
+              <w:keepNext/>
               <w:spacing w:after="0" w:before="0" w:line="240" w:lineRule="auto"/>
               <w:jc w:val="left"/>
             </w:pPr>
@@ -5335,23 +5445,24 @@
         </w:tc>
         <w:tc>
           <w:tcPr>
-            <w:tcW w:type="dxa" w:w="1381"/>
-            <w:tcBorders>
-              <w:top w:val="single" w:color="000000" w:sz="4"/>
-              <w:left w:val="single" w:color="000000" w:sz="4"/>
-              <w:bottom w:val="single" w:color="000000" w:sz="4"/>
-              <w:right w:val="single" w:color="000000" w:sz="4"/>
-            </w:tcBorders>
-            <w:tcMar>
-              <w:top w:type="dxa" w:w="30"/>
-              <w:left w:type="dxa" w:w="70"/>
-              <w:bottom w:type="dxa" w:w="30"/>
-              <w:right w:type="dxa" w:w="70"/>
-            </w:tcMar>
-            <w:vAlign w:val="center"/>
-          </w:tcPr>
-          <w:p>
-            <w:pPr>
+            <w:tcW w:type="dxa" w:w="1306"/>
+            <w:tcBorders>
+              <w:top w:val="single" w:color="000000" w:sz="4"/>
+              <w:left w:val="single" w:color="000000" w:sz="4"/>
+              <w:bottom w:val="single" w:color="000000" w:sz="4"/>
+              <w:right w:val="single" w:color="000000" w:sz="4"/>
+            </w:tcBorders>
+            <w:tcMar>
+              <w:top w:type="dxa" w:w="30"/>
+              <w:left w:type="dxa" w:w="70"/>
+              <w:bottom w:type="dxa" w:w="30"/>
+              <w:right w:type="dxa" w:w="70"/>
+            </w:tcMar>
+            <w:vAlign w:val="center"/>
+          </w:tcPr>
+          <w:p>
+            <w:pPr>
+              <w:keepNext/>
               <w:spacing w:after="0" w:before="0" w:line="240" w:lineRule="auto"/>
               <w:jc w:val="left"/>
             </w:pPr>
@@ -5371,23 +5482,24 @@
         </w:tc>
         <w:tc>
           <w:tcPr>
-            <w:tcW w:type="dxa" w:w="1263"/>
-            <w:tcBorders>
-              <w:top w:val="single" w:color="000000" w:sz="4"/>
-              <w:left w:val="single" w:color="000000" w:sz="4"/>
-              <w:bottom w:val="single" w:color="000000" w:sz="4"/>
-              <w:right w:val="single" w:color="000000" w:sz="4"/>
-            </w:tcBorders>
-            <w:tcMar>
-              <w:top w:type="dxa" w:w="30"/>
-              <w:left w:type="dxa" w:w="70"/>
-              <w:bottom w:type="dxa" w:w="30"/>
-              <w:right w:type="dxa" w:w="70"/>
-            </w:tcMar>
-            <w:vAlign w:val="center"/>
-          </w:tcPr>
-          <w:p>
-            <w:pPr>
+            <w:tcW w:type="dxa" w:w="1202"/>
+            <w:tcBorders>
+              <w:top w:val="single" w:color="000000" w:sz="4"/>
+              <w:left w:val="single" w:color="000000" w:sz="4"/>
+              <w:bottom w:val="single" w:color="000000" w:sz="4"/>
+              <w:right w:val="single" w:color="000000" w:sz="4"/>
+            </w:tcBorders>
+            <w:tcMar>
+              <w:top w:type="dxa" w:w="30"/>
+              <w:left w:type="dxa" w:w="70"/>
+              <w:bottom w:type="dxa" w:w="30"/>
+              <w:right w:type="dxa" w:w="70"/>
+            </w:tcMar>
+            <w:vAlign w:val="center"/>
+          </w:tcPr>
+          <w:p>
+            <w:pPr>
+              <w:keepNext/>
               <w:spacing w:after="0" w:before="0" w:line="240" w:lineRule="auto"/>
               <w:jc w:val="left"/>
             </w:pPr>
@@ -5424,6 +5536,7 @@
           </w:tcPr>
           <w:p>
             <w:pPr>
+              <w:keepNext/>
               <w:spacing w:after="0" w:before="0" w:line="240" w:lineRule="auto"/>
               <w:jc w:val="left"/>
             </w:pPr>
@@ -5444,23 +5557,24 @@
         </w:tc>
         <w:tc>
           <w:tcPr>
-            <w:tcW w:type="dxa" w:w="1300"/>
-            <w:tcBorders>
-              <w:top w:val="single" w:color="000000" w:sz="4"/>
-              <w:left w:val="single" w:color="000000" w:sz="4"/>
-              <w:bottom w:val="single" w:color="000000" w:sz="4"/>
-              <w:right w:val="single" w:color="000000" w:sz="4"/>
-            </w:tcBorders>
-            <w:tcMar>
-              <w:top w:type="dxa" w:w="30"/>
-              <w:left w:type="dxa" w:w="70"/>
-              <w:bottom w:type="dxa" w:w="30"/>
-              <w:right w:type="dxa" w:w="70"/>
-            </w:tcMar>
-            <w:vAlign w:val="center"/>
-          </w:tcPr>
-          <w:p>
-            <w:pPr>
+            <w:tcW w:type="dxa" w:w="1374"/>
+            <w:tcBorders>
+              <w:top w:val="single" w:color="000000" w:sz="4"/>
+              <w:left w:val="single" w:color="000000" w:sz="4"/>
+              <w:bottom w:val="single" w:color="000000" w:sz="4"/>
+              <w:right w:val="single" w:color="000000" w:sz="4"/>
+            </w:tcBorders>
+            <w:tcMar>
+              <w:top w:type="dxa" w:w="30"/>
+              <w:left w:type="dxa" w:w="70"/>
+              <w:bottom w:type="dxa" w:w="30"/>
+              <w:right w:type="dxa" w:w="70"/>
+            </w:tcMar>
+            <w:vAlign w:val="center"/>
+          </w:tcPr>
+          <w:p>
+            <w:pPr>
+              <w:keepNext/>
               <w:spacing w:after="0" w:before="0" w:line="240" w:lineRule="auto"/>
               <w:jc w:val="left"/>
             </w:pPr>
@@ -5498,6 +5612,7 @@
           </w:tcPr>
           <w:p>
             <w:pPr>
+              <w:keepNext/>
               <w:spacing w:after="0" w:before="0" w:line="240" w:lineRule="auto"/>
               <w:jc w:val="left"/>
             </w:pPr>
@@ -5518,23 +5633,24 @@
         </w:tc>
         <w:tc>
           <w:tcPr>
-            <w:tcW w:type="dxa" w:w="1762"/>
-            <w:tcBorders>
-              <w:top w:val="single" w:color="000000" w:sz="4"/>
-              <w:left w:val="single" w:color="000000" w:sz="4"/>
-              <w:bottom w:val="single" w:color="000000" w:sz="4"/>
-              <w:right w:val="single" w:color="000000" w:sz="4"/>
-            </w:tcBorders>
-            <w:tcMar>
-              <w:top w:type="dxa" w:w="30"/>
-              <w:left w:type="dxa" w:w="70"/>
-              <w:bottom w:type="dxa" w:w="30"/>
-              <w:right w:type="dxa" w:w="70"/>
-            </w:tcMar>
-            <w:vAlign w:val="center"/>
-          </w:tcPr>
-          <w:p>
-            <w:pPr>
+            <w:tcW w:type="dxa" w:w="1824"/>
+            <w:tcBorders>
+              <w:top w:val="single" w:color="000000" w:sz="4"/>
+              <w:left w:val="single" w:color="000000" w:sz="4"/>
+              <w:bottom w:val="single" w:color="000000" w:sz="4"/>
+              <w:right w:val="single" w:color="000000" w:sz="4"/>
+            </w:tcBorders>
+            <w:tcMar>
+              <w:top w:type="dxa" w:w="30"/>
+              <w:left w:type="dxa" w:w="70"/>
+              <w:bottom w:type="dxa" w:w="30"/>
+              <w:right w:type="dxa" w:w="70"/>
+            </w:tcMar>
+            <w:vAlign w:val="center"/>
+          </w:tcPr>
+          <w:p>
+            <w:pPr>
+              <w:keepNext/>
               <w:spacing w:after="0" w:before="0" w:line="240" w:lineRule="auto"/>
               <w:jc w:val="left"/>
             </w:pPr>
@@ -5578,6 +5694,7 @@
           </w:tcPr>
           <w:p>
             <w:pPr>
+              <w:keepNext/>
               <w:spacing w:after="0" w:before="0" w:line="240" w:lineRule="auto"/>
               <w:jc w:val="left"/>
             </w:pPr>
@@ -5597,23 +5714,24 @@
         </w:tc>
         <w:tc>
           <w:tcPr>
-            <w:tcW w:type="dxa" w:w="1381"/>
-            <w:tcBorders>
-              <w:top w:val="single" w:color="000000" w:sz="4"/>
-              <w:left w:val="single" w:color="000000" w:sz="4"/>
-              <w:bottom w:val="single" w:color="000000" w:sz="4"/>
-              <w:right w:val="single" w:color="000000" w:sz="4"/>
-            </w:tcBorders>
-            <w:tcMar>
-              <w:top w:type="dxa" w:w="30"/>
-              <w:left w:type="dxa" w:w="70"/>
-              <w:bottom w:type="dxa" w:w="30"/>
-              <w:right w:type="dxa" w:w="70"/>
-            </w:tcMar>
-            <w:vAlign w:val="center"/>
-          </w:tcPr>
-          <w:p>
-            <w:pPr>
+            <w:tcW w:type="dxa" w:w="1306"/>
+            <w:tcBorders>
+              <w:top w:val="single" w:color="000000" w:sz="4"/>
+              <w:left w:val="single" w:color="000000" w:sz="4"/>
+              <w:bottom w:val="single" w:color="000000" w:sz="4"/>
+              <w:right w:val="single" w:color="000000" w:sz="4"/>
+            </w:tcBorders>
+            <w:tcMar>
+              <w:top w:type="dxa" w:w="30"/>
+              <w:left w:type="dxa" w:w="70"/>
+              <w:bottom w:type="dxa" w:w="30"/>
+              <w:right w:type="dxa" w:w="70"/>
+            </w:tcMar>
+            <w:vAlign w:val="center"/>
+          </w:tcPr>
+          <w:p>
+            <w:pPr>
+              <w:keepNext/>
               <w:spacing w:after="0" w:before="0" w:line="240" w:lineRule="auto"/>
               <w:jc w:val="left"/>
             </w:pPr>
@@ -5633,23 +5751,24 @@
         </w:tc>
         <w:tc>
           <w:tcPr>
-            <w:tcW w:type="dxa" w:w="1263"/>
-            <w:tcBorders>
-              <w:top w:val="single" w:color="000000" w:sz="4"/>
-              <w:left w:val="single" w:color="000000" w:sz="4"/>
-              <w:bottom w:val="single" w:color="000000" w:sz="4"/>
-              <w:right w:val="single" w:color="000000" w:sz="4"/>
-            </w:tcBorders>
-            <w:tcMar>
-              <w:top w:type="dxa" w:w="30"/>
-              <w:left w:type="dxa" w:w="70"/>
-              <w:bottom w:type="dxa" w:w="30"/>
-              <w:right w:type="dxa" w:w="70"/>
-            </w:tcMar>
-            <w:vAlign w:val="center"/>
-          </w:tcPr>
-          <w:p>
-            <w:pPr>
+            <w:tcW w:type="dxa" w:w="1202"/>
+            <w:tcBorders>
+              <w:top w:val="single" w:color="000000" w:sz="4"/>
+              <w:left w:val="single" w:color="000000" w:sz="4"/>
+              <w:bottom w:val="single" w:color="000000" w:sz="4"/>
+              <w:right w:val="single" w:color="000000" w:sz="4"/>
+            </w:tcBorders>
+            <w:tcMar>
+              <w:top w:type="dxa" w:w="30"/>
+              <w:left w:type="dxa" w:w="70"/>
+              <w:bottom w:type="dxa" w:w="30"/>
+              <w:right w:type="dxa" w:w="70"/>
+            </w:tcMar>
+            <w:vAlign w:val="center"/>
+          </w:tcPr>
+          <w:p>
+            <w:pPr>
+              <w:keepNext/>
               <w:spacing w:after="0" w:before="0" w:line="240" w:lineRule="auto"/>
               <w:jc w:val="left"/>
             </w:pPr>
@@ -5674,6 +5793,7 @@
           </w:tcPr>
           <w:p>
             <w:pPr>
+              <w:keepNext/>
               <w:spacing w:after="0" w:before="0" w:line="240" w:lineRule="auto"/>
               <w:jc w:val="left"/>
             </w:pPr>
@@ -5694,23 +5814,24 @@
         </w:tc>
         <w:tc>
           <w:tcPr>
-            <w:tcW w:type="dxa" w:w="1300"/>
-            <w:tcBorders>
-              <w:top w:val="single" w:color="000000" w:sz="4"/>
-              <w:left w:val="single" w:color="000000" w:sz="4"/>
-              <w:bottom w:val="single" w:color="000000" w:sz="4"/>
-              <w:right w:val="single" w:color="000000" w:sz="4"/>
-            </w:tcBorders>
-            <w:tcMar>
-              <w:top w:type="dxa" w:w="30"/>
-              <w:left w:type="dxa" w:w="70"/>
-              <w:bottom w:type="dxa" w:w="30"/>
-              <w:right w:type="dxa" w:w="70"/>
-            </w:tcMar>
-            <w:vAlign w:val="center"/>
-          </w:tcPr>
-          <w:p>
-            <w:pPr>
+            <w:tcW w:type="dxa" w:w="1374"/>
+            <w:tcBorders>
+              <w:top w:val="single" w:color="000000" w:sz="4"/>
+              <w:left w:val="single" w:color="000000" w:sz="4"/>
+              <w:bottom w:val="single" w:color="000000" w:sz="4"/>
+              <w:right w:val="single" w:color="000000" w:sz="4"/>
+            </w:tcBorders>
+            <w:tcMar>
+              <w:top w:type="dxa" w:w="30"/>
+              <w:left w:type="dxa" w:w="70"/>
+              <w:bottom w:type="dxa" w:w="30"/>
+              <w:right w:type="dxa" w:w="70"/>
+            </w:tcMar>
+            <w:vAlign w:val="center"/>
+          </w:tcPr>
+          <w:p>
+            <w:pPr>
+              <w:keepNext/>
               <w:spacing w:after="0" w:before="0" w:line="240" w:lineRule="auto"/>
               <w:jc w:val="left"/>
             </w:pPr>
@@ -5747,30 +5868,32 @@
           </w:tcPr>
           <w:p>
             <w:pPr>
-              <w:spacing w:after="0" w:before="0" w:line="240" w:lineRule="auto"/>
-              <w:jc w:val="left"/>
-            </w:pPr>
-          </w:p>
-        </w:tc>
-        <w:tc>
-          <w:tcPr>
-            <w:tcW w:type="dxa" w:w="1762"/>
-            <w:tcBorders>
-              <w:top w:val="single" w:color="000000" w:sz="4"/>
-              <w:left w:val="single" w:color="000000" w:sz="4"/>
-              <w:bottom w:val="single" w:color="000000" w:sz="4"/>
-              <w:right w:val="single" w:color="000000" w:sz="4"/>
-            </w:tcBorders>
-            <w:tcMar>
-              <w:top w:type="dxa" w:w="30"/>
-              <w:left w:type="dxa" w:w="70"/>
-              <w:bottom w:type="dxa" w:w="30"/>
-              <w:right w:type="dxa" w:w="70"/>
-            </w:tcMar>
-            <w:vAlign w:val="center"/>
-          </w:tcPr>
-          <w:p>
-            <w:pPr>
+              <w:keepNext/>
+              <w:spacing w:after="0" w:before="0" w:line="240" w:lineRule="auto"/>
+              <w:jc w:val="left"/>
+            </w:pPr>
+          </w:p>
+        </w:tc>
+        <w:tc>
+          <w:tcPr>
+            <w:tcW w:type="dxa" w:w="1824"/>
+            <w:tcBorders>
+              <w:top w:val="single" w:color="000000" w:sz="4"/>
+              <w:left w:val="single" w:color="000000" w:sz="4"/>
+              <w:bottom w:val="single" w:color="000000" w:sz="4"/>
+              <w:right w:val="single" w:color="000000" w:sz="4"/>
+            </w:tcBorders>
+            <w:tcMar>
+              <w:top w:type="dxa" w:w="30"/>
+              <w:left w:type="dxa" w:w="70"/>
+              <w:bottom w:type="dxa" w:w="30"/>
+              <w:right w:type="dxa" w:w="70"/>
+            </w:tcMar>
+            <w:vAlign w:val="center"/>
+          </w:tcPr>
+          <w:p>
+            <w:pPr>
+              <w:keepNext/>
               <w:spacing w:after="0" w:before="0" w:line="240" w:lineRule="auto"/>
               <w:jc w:val="left"/>
             </w:pPr>
@@ -5801,6 +5924,7 @@
           </w:tcPr>
           <w:p>
             <w:pPr>
+              <w:keepNext/>
               <w:spacing w:after="0" w:before="0" w:line="240" w:lineRule="auto"/>
               <w:jc w:val="left"/>
             </w:pPr>
@@ -5820,23 +5944,24 @@
         </w:tc>
         <w:tc>
           <w:tcPr>
-            <w:tcW w:type="dxa" w:w="1381"/>
-            <w:tcBorders>
-              <w:top w:val="single" w:color="000000" w:sz="4"/>
-              <w:left w:val="single" w:color="000000" w:sz="4"/>
-              <w:bottom w:val="single" w:color="000000" w:sz="4"/>
-              <w:right w:val="single" w:color="000000" w:sz="4"/>
-            </w:tcBorders>
-            <w:tcMar>
-              <w:top w:type="dxa" w:w="30"/>
-              <w:left w:type="dxa" w:w="70"/>
-              <w:bottom w:type="dxa" w:w="30"/>
-              <w:right w:type="dxa" w:w="70"/>
-            </w:tcMar>
-            <w:vAlign w:val="center"/>
-          </w:tcPr>
-          <w:p>
-            <w:pPr>
+            <w:tcW w:type="dxa" w:w="1306"/>
+            <w:tcBorders>
+              <w:top w:val="single" w:color="000000" w:sz="4"/>
+              <w:left w:val="single" w:color="000000" w:sz="4"/>
+              <w:bottom w:val="single" w:color="000000" w:sz="4"/>
+              <w:right w:val="single" w:color="000000" w:sz="4"/>
+            </w:tcBorders>
+            <w:tcMar>
+              <w:top w:type="dxa" w:w="30"/>
+              <w:left w:type="dxa" w:w="70"/>
+              <w:bottom w:type="dxa" w:w="30"/>
+              <w:right w:type="dxa" w:w="70"/>
+            </w:tcMar>
+            <w:vAlign w:val="center"/>
+          </w:tcPr>
+          <w:p>
+            <w:pPr>
+              <w:keepNext/>
               <w:spacing w:after="0" w:before="0" w:line="240" w:lineRule="auto"/>
               <w:jc w:val="left"/>
             </w:pPr>
@@ -5856,23 +5981,24 @@
         </w:tc>
         <w:tc>
           <w:tcPr>
-            <w:tcW w:type="dxa" w:w="1263"/>
-            <w:tcBorders>
-              <w:top w:val="single" w:color="000000" w:sz="4"/>
-              <w:left w:val="single" w:color="000000" w:sz="4"/>
-              <w:bottom w:val="single" w:color="000000" w:sz="4"/>
-              <w:right w:val="single" w:color="000000" w:sz="4"/>
-            </w:tcBorders>
-            <w:tcMar>
-              <w:top w:type="dxa" w:w="30"/>
-              <w:left w:type="dxa" w:w="70"/>
-              <w:bottom w:type="dxa" w:w="30"/>
-              <w:right w:type="dxa" w:w="70"/>
-            </w:tcMar>
-            <w:vAlign w:val="center"/>
-          </w:tcPr>
-          <w:p>
-            <w:pPr>
+            <w:tcW w:type="dxa" w:w="1202"/>
+            <w:tcBorders>
+              <w:top w:val="single" w:color="000000" w:sz="4"/>
+              <w:left w:val="single" w:color="000000" w:sz="4"/>
+              <w:bottom w:val="single" w:color="000000" w:sz="4"/>
+              <w:right w:val="single" w:color="000000" w:sz="4"/>
+            </w:tcBorders>
+            <w:tcMar>
+              <w:top w:type="dxa" w:w="30"/>
+              <w:left w:type="dxa" w:w="70"/>
+              <w:bottom w:type="dxa" w:w="30"/>
+              <w:right w:type="dxa" w:w="70"/>
+            </w:tcMar>
+            <w:vAlign w:val="center"/>
+          </w:tcPr>
+          <w:p>
+            <w:pPr>
+              <w:keepNext/>
               <w:spacing w:after="0" w:before="0" w:line="240" w:lineRule="auto"/>
               <w:jc w:val="left"/>
             </w:pPr>
@@ -5897,30 +6023,32 @@
           </w:tcPr>
           <w:p>
             <w:pPr>
-              <w:spacing w:after="0" w:before="0" w:line="240" w:lineRule="auto"/>
-              <w:jc w:val="left"/>
-            </w:pPr>
-          </w:p>
-        </w:tc>
-        <w:tc>
-          <w:tcPr>
-            <w:tcW w:type="dxa" w:w="1300"/>
-            <w:tcBorders>
-              <w:top w:val="single" w:color="000000" w:sz="4"/>
-              <w:left w:val="single" w:color="000000" w:sz="4"/>
-              <w:bottom w:val="single" w:color="000000" w:sz="4"/>
-              <w:right w:val="single" w:color="000000" w:sz="4"/>
-            </w:tcBorders>
-            <w:tcMar>
-              <w:top w:type="dxa" w:w="30"/>
-              <w:left w:type="dxa" w:w="70"/>
-              <w:bottom w:type="dxa" w:w="30"/>
-              <w:right w:type="dxa" w:w="70"/>
-            </w:tcMar>
-            <w:vAlign w:val="center"/>
-          </w:tcPr>
-          <w:p>
-            <w:pPr>
+              <w:keepNext/>
+              <w:spacing w:after="0" w:before="0" w:line="240" w:lineRule="auto"/>
+              <w:jc w:val="left"/>
+            </w:pPr>
+          </w:p>
+        </w:tc>
+        <w:tc>
+          <w:tcPr>
+            <w:tcW w:type="dxa" w:w="1374"/>
+            <w:tcBorders>
+              <w:top w:val="single" w:color="000000" w:sz="4"/>
+              <w:left w:val="single" w:color="000000" w:sz="4"/>
+              <w:bottom w:val="single" w:color="000000" w:sz="4"/>
+              <w:right w:val="single" w:color="000000" w:sz="4"/>
+            </w:tcBorders>
+            <w:tcMar>
+              <w:top w:type="dxa" w:w="30"/>
+              <w:left w:type="dxa" w:w="70"/>
+              <w:bottom w:type="dxa" w:w="30"/>
+              <w:right w:type="dxa" w:w="70"/>
+            </w:tcMar>
+            <w:vAlign w:val="center"/>
+          </w:tcPr>
+          <w:p>
+            <w:pPr>
+              <w:keepNext/>
               <w:spacing w:after="0" w:before="0" w:line="240" w:lineRule="auto"/>
               <w:jc w:val="left"/>
             </w:pPr>
@@ -5957,30 +6085,32 @@
           </w:tcPr>
           <w:p>
             <w:pPr>
-              <w:spacing w:after="0" w:before="0" w:line="240" w:lineRule="auto"/>
-              <w:jc w:val="left"/>
-            </w:pPr>
-          </w:p>
-        </w:tc>
-        <w:tc>
-          <w:tcPr>
-            <w:tcW w:type="dxa" w:w="1762"/>
-            <w:tcBorders>
-              <w:top w:val="single" w:color="000000" w:sz="4"/>
-              <w:left w:val="single" w:color="000000" w:sz="4"/>
-              <w:bottom w:val="single" w:color="000000" w:sz="4"/>
-              <w:right w:val="single" w:color="000000" w:sz="4"/>
-            </w:tcBorders>
-            <w:tcMar>
-              <w:top w:type="dxa" w:w="30"/>
-              <w:left w:type="dxa" w:w="70"/>
-              <w:bottom w:type="dxa" w:w="30"/>
-              <w:right w:type="dxa" w:w="70"/>
-            </w:tcMar>
-            <w:vAlign w:val="center"/>
-          </w:tcPr>
-          <w:p>
-            <w:pPr>
+              <w:keepNext/>
+              <w:spacing w:after="0" w:before="0" w:line="240" w:lineRule="auto"/>
+              <w:jc w:val="left"/>
+            </w:pPr>
+          </w:p>
+        </w:tc>
+        <w:tc>
+          <w:tcPr>
+            <w:tcW w:type="dxa" w:w="1824"/>
+            <w:tcBorders>
+              <w:top w:val="single" w:color="000000" w:sz="4"/>
+              <w:left w:val="single" w:color="000000" w:sz="4"/>
+              <w:bottom w:val="single" w:color="000000" w:sz="4"/>
+              <w:right w:val="single" w:color="000000" w:sz="4"/>
+            </w:tcBorders>
+            <w:tcMar>
+              <w:top w:type="dxa" w:w="30"/>
+              <w:left w:type="dxa" w:w="70"/>
+              <w:bottom w:type="dxa" w:w="30"/>
+              <w:right w:type="dxa" w:w="70"/>
+            </w:tcMar>
+            <w:vAlign w:val="center"/>
+          </w:tcPr>
+          <w:p>
+            <w:pPr>
+              <w:keepNext/>
               <w:spacing w:after="0" w:before="0" w:line="240" w:lineRule="auto"/>
               <w:jc w:val="left"/>
             </w:pPr>
@@ -6011,6 +6141,7 @@
           </w:tcPr>
           <w:p>
             <w:pPr>
+              <w:keepNext/>
               <w:spacing w:after="0" w:before="0" w:line="240" w:lineRule="auto"/>
               <w:jc w:val="left"/>
             </w:pPr>
@@ -6030,23 +6161,24 @@
         </w:tc>
         <w:tc>
           <w:tcPr>
-            <w:tcW w:type="dxa" w:w="1381"/>
-            <w:tcBorders>
-              <w:top w:val="single" w:color="000000" w:sz="4"/>
-              <w:left w:val="single" w:color="000000" w:sz="4"/>
-              <w:bottom w:val="single" w:color="000000" w:sz="4"/>
-              <w:right w:val="single" w:color="000000" w:sz="4"/>
-            </w:tcBorders>
-            <w:tcMar>
-              <w:top w:type="dxa" w:w="30"/>
-              <w:left w:type="dxa" w:w="70"/>
-              <w:bottom w:type="dxa" w:w="30"/>
-              <w:right w:type="dxa" w:w="70"/>
-            </w:tcMar>
-            <w:vAlign w:val="center"/>
-          </w:tcPr>
-          <w:p>
-            <w:pPr>
+            <w:tcW w:type="dxa" w:w="1306"/>
+            <w:tcBorders>
+              <w:top w:val="single" w:color="000000" w:sz="4"/>
+              <w:left w:val="single" w:color="000000" w:sz="4"/>
+              <w:bottom w:val="single" w:color="000000" w:sz="4"/>
+              <w:right w:val="single" w:color="000000" w:sz="4"/>
+            </w:tcBorders>
+            <w:tcMar>
+              <w:top w:type="dxa" w:w="30"/>
+              <w:left w:type="dxa" w:w="70"/>
+              <w:bottom w:type="dxa" w:w="30"/>
+              <w:right w:type="dxa" w:w="70"/>
+            </w:tcMar>
+            <w:vAlign w:val="center"/>
+          </w:tcPr>
+          <w:p>
+            <w:pPr>
+              <w:keepNext/>
               <w:spacing w:after="0" w:before="0" w:line="240" w:lineRule="auto"/>
               <w:jc w:val="left"/>
             </w:pPr>
@@ -6066,23 +6198,24 @@
         </w:tc>
         <w:tc>
           <w:tcPr>
-            <w:tcW w:type="dxa" w:w="1263"/>
-            <w:tcBorders>
-              <w:top w:val="single" w:color="000000" w:sz="4"/>
-              <w:left w:val="single" w:color="000000" w:sz="4"/>
-              <w:bottom w:val="single" w:color="000000" w:sz="4"/>
-              <w:right w:val="single" w:color="000000" w:sz="4"/>
-            </w:tcBorders>
-            <w:tcMar>
-              <w:top w:type="dxa" w:w="30"/>
-              <w:left w:type="dxa" w:w="70"/>
-              <w:bottom w:type="dxa" w:w="30"/>
-              <w:right w:type="dxa" w:w="70"/>
-            </w:tcMar>
-            <w:vAlign w:val="center"/>
-          </w:tcPr>
-          <w:p>
-            <w:pPr>
+            <w:tcW w:type="dxa" w:w="1202"/>
+            <w:tcBorders>
+              <w:top w:val="single" w:color="000000" w:sz="4"/>
+              <w:left w:val="single" w:color="000000" w:sz="4"/>
+              <w:bottom w:val="single" w:color="000000" w:sz="4"/>
+              <w:right w:val="single" w:color="000000" w:sz="4"/>
+            </w:tcBorders>
+            <w:tcMar>
+              <w:top w:type="dxa" w:w="30"/>
+              <w:left w:type="dxa" w:w="70"/>
+              <w:bottom w:type="dxa" w:w="30"/>
+              <w:right w:type="dxa" w:w="70"/>
+            </w:tcMar>
+            <w:vAlign w:val="center"/>
+          </w:tcPr>
+          <w:p>
+            <w:pPr>
+              <w:keepNext/>
               <w:spacing w:after="0" w:before="0" w:line="240" w:lineRule="auto"/>
               <w:jc w:val="left"/>
             </w:pPr>
@@ -6107,30 +6240,32 @@
           </w:tcPr>
           <w:p>
             <w:pPr>
-              <w:spacing w:after="0" w:before="0" w:line="240" w:lineRule="auto"/>
-              <w:jc w:val="left"/>
-            </w:pPr>
-          </w:p>
-        </w:tc>
-        <w:tc>
-          <w:tcPr>
-            <w:tcW w:type="dxa" w:w="1300"/>
-            <w:tcBorders>
-              <w:top w:val="single" w:color="000000" w:sz="4"/>
-              <w:left w:val="single" w:color="000000" w:sz="4"/>
-              <w:bottom w:val="single" w:color="000000" w:sz="4"/>
-              <w:right w:val="single" w:color="000000" w:sz="4"/>
-            </w:tcBorders>
-            <w:tcMar>
-              <w:top w:type="dxa" w:w="30"/>
-              <w:left w:type="dxa" w:w="70"/>
-              <w:bottom w:type="dxa" w:w="30"/>
-              <w:right w:type="dxa" w:w="70"/>
-            </w:tcMar>
-            <w:vAlign w:val="center"/>
-          </w:tcPr>
-          <w:p>
-            <w:pPr>
+              <w:keepNext/>
+              <w:spacing w:after="0" w:before="0" w:line="240" w:lineRule="auto"/>
+              <w:jc w:val="left"/>
+            </w:pPr>
+          </w:p>
+        </w:tc>
+        <w:tc>
+          <w:tcPr>
+            <w:tcW w:type="dxa" w:w="1374"/>
+            <w:tcBorders>
+              <w:top w:val="single" w:color="000000" w:sz="4"/>
+              <w:left w:val="single" w:color="000000" w:sz="4"/>
+              <w:bottom w:val="single" w:color="000000" w:sz="4"/>
+              <w:right w:val="single" w:color="000000" w:sz="4"/>
+            </w:tcBorders>
+            <w:tcMar>
+              <w:top w:type="dxa" w:w="30"/>
+              <w:left w:type="dxa" w:w="70"/>
+              <w:bottom w:type="dxa" w:w="30"/>
+              <w:right w:type="dxa" w:w="70"/>
+            </w:tcMar>
+            <w:vAlign w:val="center"/>
+          </w:tcPr>
+          <w:p>
+            <w:pPr>
+              <w:keepNext/>
               <w:spacing w:after="0" w:before="0" w:line="240" w:lineRule="auto"/>
               <w:jc w:val="left"/>
             </w:pPr>
@@ -6167,30 +6302,32 @@
           </w:tcPr>
           <w:p>
             <w:pPr>
-              <w:spacing w:after="0" w:before="0" w:line="240" w:lineRule="auto"/>
-              <w:jc w:val="left"/>
-            </w:pPr>
-          </w:p>
-        </w:tc>
-        <w:tc>
-          <w:tcPr>
-            <w:tcW w:type="dxa" w:w="1762"/>
-            <w:tcBorders>
-              <w:top w:val="single" w:color="000000" w:sz="4"/>
-              <w:left w:val="single" w:color="000000" w:sz="4"/>
-              <w:bottom w:val="single" w:color="000000" w:sz="4"/>
-              <w:right w:val="single" w:color="000000" w:sz="4"/>
-            </w:tcBorders>
-            <w:tcMar>
-              <w:top w:type="dxa" w:w="30"/>
-              <w:left w:type="dxa" w:w="70"/>
-              <w:bottom w:type="dxa" w:w="30"/>
-              <w:right w:type="dxa" w:w="70"/>
-            </w:tcMar>
-            <w:vAlign w:val="center"/>
-          </w:tcPr>
-          <w:p>
-            <w:pPr>
+              <w:keepNext/>
+              <w:spacing w:after="0" w:before="0" w:line="240" w:lineRule="auto"/>
+              <w:jc w:val="left"/>
+            </w:pPr>
+          </w:p>
+        </w:tc>
+        <w:tc>
+          <w:tcPr>
+            <w:tcW w:type="dxa" w:w="1824"/>
+            <w:tcBorders>
+              <w:top w:val="single" w:color="000000" w:sz="4"/>
+              <w:left w:val="single" w:color="000000" w:sz="4"/>
+              <w:bottom w:val="single" w:color="000000" w:sz="4"/>
+              <w:right w:val="single" w:color="000000" w:sz="4"/>
+            </w:tcBorders>
+            <w:tcMar>
+              <w:top w:type="dxa" w:w="30"/>
+              <w:left w:type="dxa" w:w="70"/>
+              <w:bottom w:type="dxa" w:w="30"/>
+              <w:right w:type="dxa" w:w="70"/>
+            </w:tcMar>
+            <w:vAlign w:val="center"/>
+          </w:tcPr>
+          <w:p>
+            <w:pPr>
+              <w:keepNext/>
               <w:spacing w:after="0" w:before="0" w:line="240" w:lineRule="auto"/>
               <w:jc w:val="left"/>
             </w:pPr>
@@ -6221,6 +6358,7 @@
           </w:tcPr>
           <w:p>
             <w:pPr>
+              <w:keepNext w:val="false"/>
               <w:spacing w:after="0" w:before="0" w:line="240" w:lineRule="auto"/>
               <w:jc w:val="left"/>
             </w:pPr>
@@ -6240,23 +6378,24 @@
         </w:tc>
         <w:tc>
           <w:tcPr>
-            <w:tcW w:type="dxa" w:w="1381"/>
-            <w:tcBorders>
-              <w:top w:val="single" w:color="000000" w:sz="4"/>
-              <w:left w:val="single" w:color="000000" w:sz="4"/>
-              <w:bottom w:val="single" w:color="000000" w:sz="4"/>
-              <w:right w:val="single" w:color="000000" w:sz="4"/>
-            </w:tcBorders>
-            <w:tcMar>
-              <w:top w:type="dxa" w:w="30"/>
-              <w:left w:type="dxa" w:w="70"/>
-              <w:bottom w:type="dxa" w:w="30"/>
-              <w:right w:type="dxa" w:w="70"/>
-            </w:tcMar>
-            <w:vAlign w:val="center"/>
-          </w:tcPr>
-          <w:p>
-            <w:pPr>
+            <w:tcW w:type="dxa" w:w="1306"/>
+            <w:tcBorders>
+              <w:top w:val="single" w:color="000000" w:sz="4"/>
+              <w:left w:val="single" w:color="000000" w:sz="4"/>
+              <w:bottom w:val="single" w:color="000000" w:sz="4"/>
+              <w:right w:val="single" w:color="000000" w:sz="4"/>
+            </w:tcBorders>
+            <w:tcMar>
+              <w:top w:type="dxa" w:w="30"/>
+              <w:left w:type="dxa" w:w="70"/>
+              <w:bottom w:type="dxa" w:w="30"/>
+              <w:right w:type="dxa" w:w="70"/>
+            </w:tcMar>
+            <w:vAlign w:val="center"/>
+          </w:tcPr>
+          <w:p>
+            <w:pPr>
+              <w:keepNext w:val="false"/>
               <w:spacing w:after="0" w:before="0" w:line="240" w:lineRule="auto"/>
               <w:jc w:val="left"/>
             </w:pPr>
@@ -6276,23 +6415,24 @@
         </w:tc>
         <w:tc>
           <w:tcPr>
-            <w:tcW w:type="dxa" w:w="1263"/>
-            <w:tcBorders>
-              <w:top w:val="single" w:color="000000" w:sz="4"/>
-              <w:left w:val="single" w:color="000000" w:sz="4"/>
-              <w:bottom w:val="single" w:color="000000" w:sz="4"/>
-              <w:right w:val="single" w:color="000000" w:sz="4"/>
-            </w:tcBorders>
-            <w:tcMar>
-              <w:top w:type="dxa" w:w="30"/>
-              <w:left w:type="dxa" w:w="70"/>
-              <w:bottom w:type="dxa" w:w="30"/>
-              <w:right w:type="dxa" w:w="70"/>
-            </w:tcMar>
-            <w:vAlign w:val="center"/>
-          </w:tcPr>
-          <w:p>
-            <w:pPr>
+            <w:tcW w:type="dxa" w:w="1202"/>
+            <w:tcBorders>
+              <w:top w:val="single" w:color="000000" w:sz="4"/>
+              <w:left w:val="single" w:color="000000" w:sz="4"/>
+              <w:bottom w:val="single" w:color="000000" w:sz="4"/>
+              <w:right w:val="single" w:color="000000" w:sz="4"/>
+            </w:tcBorders>
+            <w:tcMar>
+              <w:top w:type="dxa" w:w="30"/>
+              <w:left w:type="dxa" w:w="70"/>
+              <w:bottom w:type="dxa" w:w="30"/>
+              <w:right w:type="dxa" w:w="70"/>
+            </w:tcMar>
+            <w:vAlign w:val="center"/>
+          </w:tcPr>
+          <w:p>
+            <w:pPr>
+              <w:keepNext w:val="false"/>
               <w:spacing w:after="0" w:before="0" w:line="240" w:lineRule="auto"/>
               <w:jc w:val="left"/>
             </w:pPr>
@@ -6317,30 +6457,32 @@
           </w:tcPr>
           <w:p>
             <w:pPr>
-              <w:spacing w:after="0" w:before="0" w:line="240" w:lineRule="auto"/>
-              <w:jc w:val="left"/>
-            </w:pPr>
-          </w:p>
-        </w:tc>
-        <w:tc>
-          <w:tcPr>
-            <w:tcW w:type="dxa" w:w="1300"/>
-            <w:tcBorders>
-              <w:top w:val="single" w:color="000000" w:sz="4"/>
-              <w:left w:val="single" w:color="000000" w:sz="4"/>
-              <w:bottom w:val="single" w:color="000000" w:sz="4"/>
-              <w:right w:val="single" w:color="000000" w:sz="4"/>
-            </w:tcBorders>
-            <w:tcMar>
-              <w:top w:type="dxa" w:w="30"/>
-              <w:left w:type="dxa" w:w="70"/>
-              <w:bottom w:type="dxa" w:w="30"/>
-              <w:right w:type="dxa" w:w="70"/>
-            </w:tcMar>
-            <w:vAlign w:val="center"/>
-          </w:tcPr>
-          <w:p>
-            <w:pPr>
+              <w:keepNext w:val="false"/>
+              <w:spacing w:after="0" w:before="0" w:line="240" w:lineRule="auto"/>
+              <w:jc w:val="left"/>
+            </w:pPr>
+          </w:p>
+        </w:tc>
+        <w:tc>
+          <w:tcPr>
+            <w:tcW w:type="dxa" w:w="1374"/>
+            <w:tcBorders>
+              <w:top w:val="single" w:color="000000" w:sz="4"/>
+              <w:left w:val="single" w:color="000000" w:sz="4"/>
+              <w:bottom w:val="single" w:color="000000" w:sz="4"/>
+              <w:right w:val="single" w:color="000000" w:sz="4"/>
+            </w:tcBorders>
+            <w:tcMar>
+              <w:top w:type="dxa" w:w="30"/>
+              <w:left w:type="dxa" w:w="70"/>
+              <w:bottom w:type="dxa" w:w="30"/>
+              <w:right w:type="dxa" w:w="70"/>
+            </w:tcMar>
+            <w:vAlign w:val="center"/>
+          </w:tcPr>
+          <w:p>
+            <w:pPr>
+              <w:keepNext w:val="false"/>
               <w:spacing w:after="0" w:before="0" w:line="240" w:lineRule="auto"/>
               <w:jc w:val="left"/>
             </w:pPr>
@@ -6365,30 +6507,32 @@
           </w:tcPr>
           <w:p>
             <w:pPr>
-              <w:spacing w:after="0" w:before="0" w:line="240" w:lineRule="auto"/>
-              <w:jc w:val="left"/>
-            </w:pPr>
-          </w:p>
-        </w:tc>
-        <w:tc>
-          <w:tcPr>
-            <w:tcW w:type="dxa" w:w="1762"/>
-            <w:tcBorders>
-              <w:top w:val="single" w:color="000000" w:sz="4"/>
-              <w:left w:val="single" w:color="000000" w:sz="4"/>
-              <w:bottom w:val="single" w:color="000000" w:sz="4"/>
-              <w:right w:val="single" w:color="000000" w:sz="4"/>
-            </w:tcBorders>
-            <w:tcMar>
-              <w:top w:type="dxa" w:w="30"/>
-              <w:left w:type="dxa" w:w="70"/>
-              <w:bottom w:type="dxa" w:w="30"/>
-              <w:right w:type="dxa" w:w="70"/>
-            </w:tcMar>
-            <w:vAlign w:val="center"/>
-          </w:tcPr>
-          <w:p>
-            <w:pPr>
+              <w:keepNext w:val="false"/>
+              <w:spacing w:after="0" w:before="0" w:line="240" w:lineRule="auto"/>
+              <w:jc w:val="left"/>
+            </w:pPr>
+          </w:p>
+        </w:tc>
+        <w:tc>
+          <w:tcPr>
+            <w:tcW w:type="dxa" w:w="1824"/>
+            <w:tcBorders>
+              <w:top w:val="single" w:color="000000" w:sz="4"/>
+              <w:left w:val="single" w:color="000000" w:sz="4"/>
+              <w:bottom w:val="single" w:color="000000" w:sz="4"/>
+              <w:right w:val="single" w:color="000000" w:sz="4"/>
+            </w:tcBorders>
+            <w:tcMar>
+              <w:top w:type="dxa" w:w="30"/>
+              <w:left w:type="dxa" w:w="70"/>
+              <w:bottom w:type="dxa" w:w="30"/>
+              <w:right w:type="dxa" w:w="70"/>
+            </w:tcMar>
+            <w:vAlign w:val="center"/>
+          </w:tcPr>
+          <w:p>
+            <w:pPr>
+              <w:keepNext w:val="false"/>
               <w:spacing w:after="0" w:before="0" w:line="240" w:lineRule="auto"/>
               <w:jc w:val="left"/>
             </w:pPr>
@@ -6560,6 +6704,7 @@
           </w:tcPr>
           <w:p>
             <w:pPr>
+              <w:keepNext/>
               <w:spacing w:after="0" w:before="0" w:line="240" w:lineRule="auto"/>
               <w:jc w:val="center"/>
             </w:pPr>
@@ -6597,6 +6742,7 @@
           </w:tcPr>
           <w:p>
             <w:pPr>
+              <w:keepNext/>
               <w:spacing w:after="0" w:before="0" w:line="240" w:lineRule="auto"/>
               <w:jc w:val="center"/>
             </w:pPr>
@@ -6634,6 +6780,7 @@
           </w:tcPr>
           <w:p>
             <w:pPr>
+              <w:keepNext/>
               <w:spacing w:after="0" w:before="0" w:line="240" w:lineRule="auto"/>
               <w:jc w:val="center"/>
             </w:pPr>
@@ -6676,6 +6823,7 @@
           </w:tcPr>
           <w:p>
             <w:pPr>
+              <w:keepNext w:val="false"/>
               <w:spacing w:after="0" w:before="0" w:line="240" w:lineRule="auto"/>
               <w:jc w:val="left"/>
             </w:pPr>
@@ -6713,6 +6861,7 @@
           </w:tcPr>
           <w:p>
             <w:pPr>
+              <w:keepNext w:val="false"/>
               <w:spacing w:after="0" w:before="0" w:line="240" w:lineRule="auto"/>
               <w:jc w:val="left"/>
             </w:pPr>
@@ -6750,6 +6899,7 @@
           </w:tcPr>
           <w:p>
             <w:pPr>
+              <w:keepNext w:val="false"/>
               <w:spacing w:after="0" w:before="0" w:line="240" w:lineRule="auto"/>
               <w:jc w:val="left"/>
             </w:pPr>
